--- a/6. 存储/3. Linux存储栈/2. Device Mapper.docx
+++ b/6. 存储/3. Linux存储栈/2. Device Mapper.docx
@@ -1,8 +1,4704 @@
 
 <file path=word/document.xml><?xml version="1.0" encoding="utf-8"?>
-<w:document xmlns:wpc="http://schemas.microsoft.com/office/word/2010/wordprocessingCanvas" xmlns:cx="http://schemas.microsoft.com/office/drawing/2014/chartex" xmlns:cx1="http://schemas.microsoft.com/office/drawing/2015/9/8/chartex" xmlns:cx2="http://schemas.microsoft.com/office/drawing/2015/10/21/chartex" xmlns:cx3="http://schemas.microsoft.com/office/drawing/2016/5/9/chartex" xmlns:cx4="http://schemas.microsoft.com/office/drawing/2016/5/10/chartex" xmlns:cx5="http://schemas.microsoft.com/office/drawing/2016/5/11/chartex" xmlns:cx6="http://schemas.microsoft.com/office/drawing/2016/5/12/chartex" xmlns:cx7="http://schemas.microsoft.com/office/drawing/2016/5/13/chartex" xmlns:cx8="http://schemas.microsoft.com/office/drawing/2016/5/14/chartex" xmlns:mc="http://schemas.openxmlformats.org/markup-compatibility/2006" xmlns:aink="http://schemas.microsoft.com/office/drawing/2016/ink" xmlns:am3d="http://schemas.microsoft.com/office/drawing/2017/model3d" xmlns:o="urn:schemas-microsoft-com:office:office" xmlns:oel="http://schemas.microsoft.com/office/2019/extlst" xmlns:r="http://schemas.openxmlformats.org/officeDocument/2006/relationships" xmlns:m="http://schemas.openxmlformats.org/officeDocument/2006/math" xmlns:v="urn:schemas-microsoft-com:vml" xmlns:wp14="http://schemas.microsoft.com/office/word/2010/wordprocessingDrawing" xmlns:wp="http://schemas.openxmlformats.org/drawingml/2006/wordprocessingDrawing" xmlns:w10="urn:schemas-microsoft-com:office:word" xmlns:w="http://schemas.openxmlformats.org/wordprocessingml/2006/main" xmlns:w14="http://schemas.microsoft.com/office/word/2010/wordml" xmlns:w15="http://schemas.microsoft.com/office/word/2012/wordml" xmlns:w16cex="http://schemas.microsoft.com/office/word/2018/wordml/cex" xmlns:w16cid="http://schemas.microsoft.com/office/word/2016/wordml/cid" xmlns:w16="http://schemas.microsoft.com/office/word/2018/wordml" xmlns:w16du="http://schemas.microsoft.com/office/word/2023/wordml/word16du" xmlns:w16sdtdh="http://schemas.microsoft.com/office/word/2020/wordml/sdtdatahash" xmlns:w16se="http://schemas.microsoft.com/office/word/2015/wordml/symex" xmlns:wpg="http://schemas.microsoft.com/office/word/2010/wordprocessingGroup" xmlns:wpi="http://schemas.microsoft.com/office/word/2010/wordprocessingInk" xmlns:wne="http://schemas.microsoft.com/office/word/2006/wordml" xmlns:wps="http://schemas.microsoft.com/office/word/2010/wordprocessingShape" mc:Ignorable="w14 w15 w16se w16cid w16 w16cex w16sdtdh wp14">
+<w:document xmlns:wpc="http://schemas.microsoft.com/office/word/2010/wordprocessingCanvas" xmlns:cx="http://schemas.microsoft.com/office/drawing/2014/chartex" xmlns:cx1="http://schemas.microsoft.com/office/drawing/2015/9/8/chartex" xmlns:cx2="http://schemas.microsoft.com/office/drawing/2015/10/21/chartex" xmlns:cx3="http://schemas.microsoft.com/office/drawing/2016/5/9/chartex" xmlns:cx4="http://schemas.microsoft.com/office/drawing/2016/5/10/chartex" xmlns:cx5="http://schemas.microsoft.com/office/drawing/2016/5/11/chartex" xmlns:cx6="http://schemas.microsoft.com/office/drawing/2016/5/12/chartex" xmlns:cx7="http://schemas.microsoft.com/office/drawing/2016/5/13/chartex" xmlns:cx8="http://schemas.microsoft.com/office/drawing/2016/5/14/chartex" xmlns:mc="http://schemas.openxmlformats.org/markup-compatibility/2006" xmlns:aink="http://schemas.microsoft.com/office/drawing/2016/ink" xmlns:am3d="http://schemas.microsoft.com/office/drawing/2017/model3d" xmlns:o="urn:schemas-microsoft-com:office:office" xmlns:oel="http://schemas.microsoft.com/office/2019/extlst" xmlns:r="http://schemas.openxmlformats.org/officeDocument/2006/relationships" xmlns:m="http://schemas.openxmlformats.org/officeDocument/2006/math" xmlns:v="urn:schemas-microsoft-com:vml" xmlns:wp14="http://schemas.microsoft.com/office/word/2010/wordprocessingDrawing" xmlns:wp="http://schemas.openxmlformats.org/drawingml/2006/wordprocessingDrawing" xmlns:w10="urn:schemas-microsoft-com:office:word" xmlns:w="http://schemas.openxmlformats.org/wordprocessingml/2006/main" xmlns:w14="http://schemas.microsoft.com/office/word/2010/wordml" xmlns:w15="http://schemas.microsoft.com/office/word/2012/wordml" xmlns:w16cex="http://schemas.microsoft.com/office/word/2018/wordml/cex" xmlns:w16cid="http://schemas.microsoft.com/office/word/2016/wordml/cid" xmlns:w16="http://schemas.microsoft.com/office/word/2018/wordml" xmlns:w16du="http://schemas.microsoft.com/office/word/2023/wordml/word16du" xmlns:w16sdtdh="http://schemas.microsoft.com/office/word/2020/wordml/sdtdatahash" xmlns:w16sdtfl="http://schemas.microsoft.com/office/word/2024/wordml/sdtformatlock" xmlns:w16se="http://schemas.microsoft.com/office/word/2015/wordml/symex" xmlns:wpg="http://schemas.microsoft.com/office/word/2010/wordprocessingGroup" xmlns:wpi="http://schemas.microsoft.com/office/word/2010/wordprocessingInk" xmlns:wne="http://schemas.microsoft.com/office/word/2006/wordml" xmlns:wps="http://schemas.microsoft.com/office/word/2010/wordprocessingShape" mc:Ignorable="w14 w15 w16se w16cid w16 w16cex w16sdtdh w16sdtfl w16du wp14">
   <w:body>
+    <w:p>
+      <w:pPr>
+        <w:pStyle w:val="1"/>
+      </w:pPr>
+      <w:r>
+        <w:rPr>
+          <w:rFonts w:hint="eastAsia"/>
+        </w:rPr>
+        <w:t>背景</w:t>
+      </w:r>
+    </w:p>
+    <w:p>
+      <w:pPr>
+        <w:ind w:firstLine="420"/>
+        <w:rPr>
+          <w:rFonts w:hint="eastAsia"/>
+          <w:b/>
+          <w:bCs/>
+        </w:rPr>
+      </w:pPr>
+      <w:r>
+        <w:rPr>
+          <w:rFonts w:hint="eastAsia"/>
+          <w:b/>
+          <w:bCs/>
+        </w:rPr>
+        <w:t>为什么</w:t>
+      </w:r>
+      <w:r>
+        <w:rPr>
+          <w:rFonts w:hint="eastAsia"/>
+          <w:b/>
+          <w:bCs/>
+        </w:rPr>
+        <w:t xml:space="preserve"> Linux </w:t>
+      </w:r>
+      <w:r>
+        <w:rPr>
+          <w:rFonts w:hint="eastAsia"/>
+          <w:b/>
+          <w:bCs/>
+        </w:rPr>
+        <w:t>内核要引入</w:t>
+      </w:r>
+      <w:r>
+        <w:rPr>
+          <w:rFonts w:hint="eastAsia"/>
+          <w:b/>
+          <w:bCs/>
+        </w:rPr>
+        <w:t xml:space="preserve"> </w:t>
+      </w:r>
+      <w:proofErr w:type="spellStart"/>
+      <w:r>
+        <w:rPr>
+          <w:rFonts w:hint="eastAsia"/>
+          <w:b/>
+          <w:bCs/>
+        </w:rPr>
+        <w:t>DeviceMapper</w:t>
+      </w:r>
+      <w:proofErr w:type="spellEnd"/>
+      <w:r>
+        <w:rPr>
+          <w:rFonts w:hint="eastAsia"/>
+          <w:b/>
+          <w:bCs/>
+        </w:rPr>
+        <w:t>？（根源痛点）</w:t>
+      </w:r>
+    </w:p>
+    <w:p>
+      <w:pPr>
+        <w:ind w:firstLine="420"/>
+        <w:rPr>
+          <w:rFonts w:hint="eastAsia"/>
+        </w:rPr>
+      </w:pPr>
+      <w:r>
+        <w:rPr>
+          <w:rFonts w:hint="eastAsia"/>
+        </w:rPr>
+        <w:t>在</w:t>
+      </w:r>
+      <w:proofErr w:type="spellStart"/>
+      <w:r>
+        <w:rPr>
+          <w:rFonts w:hint="eastAsia"/>
+        </w:rPr>
+        <w:t>DeviceMapper</w:t>
+      </w:r>
+      <w:proofErr w:type="spellEnd"/>
+      <w:r>
+        <w:rPr>
+          <w:rFonts w:hint="eastAsia"/>
+        </w:rPr>
+        <w:t>出现之前，</w:t>
+      </w:r>
+      <w:r>
+        <w:rPr>
+          <w:rFonts w:hint="eastAsia"/>
+        </w:rPr>
+        <w:t>Linux</w:t>
+      </w:r>
+      <w:r>
+        <w:rPr>
+          <w:rFonts w:hint="eastAsia"/>
+        </w:rPr>
+        <w:t>每一个</w:t>
+      </w:r>
+      <w:proofErr w:type="gramStart"/>
+      <w:r>
+        <w:rPr>
+          <w:rFonts w:hint="eastAsia"/>
+          <w:color w:val="EE0000"/>
+        </w:rPr>
+        <w:t>块设备</w:t>
+      </w:r>
+      <w:proofErr w:type="gramEnd"/>
+      <w:r>
+        <w:rPr>
+          <w:rFonts w:hint="eastAsia"/>
+          <w:color w:val="EE0000"/>
+        </w:rPr>
+        <w:t>增值功能</w:t>
+      </w:r>
+      <w:r>
+        <w:rPr>
+          <w:rFonts w:hint="eastAsia"/>
+        </w:rPr>
+        <w:t>（扩容、加密、软</w:t>
+      </w:r>
+      <w:r>
+        <w:rPr>
+          <w:rFonts w:hint="eastAsia"/>
+        </w:rPr>
+        <w:t xml:space="preserve"> RAID</w:t>
+      </w:r>
+      <w:r>
+        <w:rPr>
+          <w:rFonts w:hint="eastAsia"/>
+        </w:rPr>
+        <w:t>、快照）都要</w:t>
+      </w:r>
+      <w:r>
+        <w:rPr>
+          <w:rFonts w:hint="eastAsia"/>
+          <w:color w:val="EE0000"/>
+        </w:rPr>
+        <w:t>单独写一套内核驱动</w:t>
+      </w:r>
+      <w:r>
+        <w:rPr>
+          <w:rFonts w:hint="eastAsia"/>
+        </w:rPr>
+        <w:t>：</w:t>
+      </w:r>
+    </w:p>
+    <w:p>
+      <w:pPr>
+        <w:ind w:firstLine="420"/>
+        <w:rPr>
+          <w:rFonts w:hint="eastAsia"/>
+        </w:rPr>
+      </w:pPr>
+      <w:r>
+        <w:rPr>
+          <w:rFonts w:hint="eastAsia"/>
+        </w:rPr>
+        <w:t xml:space="preserve">- </w:t>
+      </w:r>
+      <w:r>
+        <w:rPr>
+          <w:rFonts w:hint="eastAsia"/>
+        </w:rPr>
+        <w:t>要做磁盘扩容</w:t>
+      </w:r>
+      <w:r>
+        <w:rPr>
+          <w:rFonts w:hint="eastAsia"/>
+        </w:rPr>
+        <w:t xml:space="preserve"> </w:t>
+      </w:r>
+      <w:r>
+        <w:rPr>
+          <w:rFonts w:hint="eastAsia"/>
+        </w:rPr>
+        <w:t>→</w:t>
+      </w:r>
+      <w:r>
+        <w:rPr>
+          <w:rFonts w:hint="eastAsia"/>
+        </w:rPr>
+        <w:t xml:space="preserve"> </w:t>
+      </w:r>
+      <w:r>
+        <w:rPr>
+          <w:rFonts w:hint="eastAsia"/>
+        </w:rPr>
+        <w:t>单独写一套驱动</w:t>
+      </w:r>
+    </w:p>
+    <w:p>
+      <w:pPr>
+        <w:ind w:firstLine="420"/>
+        <w:rPr>
+          <w:rFonts w:hint="eastAsia"/>
+        </w:rPr>
+      </w:pPr>
+      <w:r>
+        <w:rPr>
+          <w:rFonts w:hint="eastAsia"/>
+        </w:rPr>
+        <w:t xml:space="preserve">- </w:t>
+      </w:r>
+      <w:r>
+        <w:rPr>
+          <w:rFonts w:hint="eastAsia"/>
+        </w:rPr>
+        <w:t>要做磁盘加密</w:t>
+      </w:r>
+      <w:r>
+        <w:rPr>
+          <w:rFonts w:hint="eastAsia"/>
+        </w:rPr>
+        <w:t xml:space="preserve"> </w:t>
+      </w:r>
+      <w:r>
+        <w:rPr>
+          <w:rFonts w:hint="eastAsia"/>
+        </w:rPr>
+        <w:t>→</w:t>
+      </w:r>
+      <w:r>
+        <w:rPr>
+          <w:rFonts w:hint="eastAsia"/>
+        </w:rPr>
+        <w:t xml:space="preserve"> </w:t>
+      </w:r>
+      <w:r>
+        <w:rPr>
+          <w:rFonts w:hint="eastAsia"/>
+        </w:rPr>
+        <w:t>再单独写一套驱动</w:t>
+      </w:r>
+    </w:p>
+    <w:p>
+      <w:pPr>
+        <w:ind w:firstLine="420"/>
+        <w:rPr>
+          <w:rFonts w:hint="eastAsia"/>
+        </w:rPr>
+      </w:pPr>
+      <w:r>
+        <w:rPr>
+          <w:rFonts w:hint="eastAsia"/>
+        </w:rPr>
+        <w:t xml:space="preserve">- </w:t>
+      </w:r>
+      <w:r>
+        <w:rPr>
+          <w:rFonts w:hint="eastAsia"/>
+        </w:rPr>
+        <w:t>要做软</w:t>
+      </w:r>
+      <w:r>
+        <w:rPr>
+          <w:rFonts w:hint="eastAsia"/>
+        </w:rPr>
+        <w:t xml:space="preserve">RAID </w:t>
+      </w:r>
+      <w:r>
+        <w:rPr>
+          <w:rFonts w:hint="eastAsia"/>
+        </w:rPr>
+        <w:t>→</w:t>
+      </w:r>
+      <w:r>
+        <w:rPr>
+          <w:rFonts w:hint="eastAsia"/>
+        </w:rPr>
+        <w:t xml:space="preserve"> </w:t>
+      </w:r>
+      <w:r>
+        <w:rPr>
+          <w:rFonts w:hint="eastAsia"/>
+        </w:rPr>
+        <w:t>又一套独立驱动</w:t>
+      </w:r>
+    </w:p>
+    <w:p>
+      <w:pPr>
+        <w:ind w:firstLine="420"/>
+        <w:rPr>
+          <w:rFonts w:hint="eastAsia"/>
+        </w:rPr>
+      </w:pPr>
+      <w:r>
+        <w:rPr>
+          <w:rFonts w:hint="eastAsia"/>
+        </w:rPr>
+        <w:t xml:space="preserve">- </w:t>
+      </w:r>
+      <w:r>
+        <w:rPr>
+          <w:rFonts w:hint="eastAsia"/>
+        </w:rPr>
+        <w:t>要做快照</w:t>
+      </w:r>
+      <w:r>
+        <w:rPr>
+          <w:rFonts w:hint="eastAsia"/>
+        </w:rPr>
+        <w:t xml:space="preserve"> </w:t>
+      </w:r>
+      <w:r>
+        <w:rPr>
+          <w:rFonts w:hint="eastAsia"/>
+        </w:rPr>
+        <w:t>→</w:t>
+      </w:r>
+      <w:r>
+        <w:rPr>
+          <w:rFonts w:hint="eastAsia"/>
+        </w:rPr>
+        <w:t xml:space="preserve"> </w:t>
+      </w:r>
+      <w:r>
+        <w:rPr>
+          <w:rFonts w:hint="eastAsia"/>
+        </w:rPr>
+        <w:t>再新增驱动</w:t>
+      </w:r>
+    </w:p>
+    <w:p>
+      <w:pPr>
+        <w:ind w:firstLine="420"/>
+        <w:rPr>
+          <w:rFonts w:hint="eastAsia"/>
+        </w:rPr>
+      </w:pPr>
+      <w:r>
+        <w:rPr>
+          <w:rFonts w:hint="eastAsia"/>
+        </w:rPr>
+        <w:t>带来巨大问题：</w:t>
+      </w:r>
+    </w:p>
+    <w:p>
+      <w:pPr>
+        <w:ind w:firstLine="420"/>
+        <w:rPr>
+          <w:rFonts w:hint="eastAsia"/>
+        </w:rPr>
+      </w:pPr>
+      <w:r>
+        <w:rPr>
+          <w:rFonts w:hint="eastAsia"/>
+        </w:rPr>
+        <w:t>1</w:t>
+      </w:r>
+      <w:r>
+        <w:rPr>
+          <w:rFonts w:hint="eastAsia"/>
+        </w:rPr>
+        <w:t>、</w:t>
+      </w:r>
+      <w:r>
+        <w:rPr>
+          <w:rFonts w:hint="eastAsia"/>
+        </w:rPr>
+        <w:t>驱动重复造轮子，大量底层</w:t>
+      </w:r>
+      <w:r>
+        <w:rPr>
+          <w:rFonts w:hint="eastAsia"/>
+        </w:rPr>
+        <w:t>IO</w:t>
+      </w:r>
+      <w:r>
+        <w:rPr>
+          <w:rFonts w:hint="eastAsia"/>
+        </w:rPr>
+        <w:t>转发逻辑重复开发</w:t>
+      </w:r>
+    </w:p>
+    <w:p>
+      <w:pPr>
+        <w:ind w:firstLine="420"/>
+        <w:rPr>
+          <w:rFonts w:hint="eastAsia"/>
+        </w:rPr>
+      </w:pPr>
+      <w:r>
+        <w:rPr>
+          <w:rFonts w:hint="eastAsia"/>
+        </w:rPr>
+        <w:t>2</w:t>
+      </w:r>
+      <w:r>
+        <w:rPr>
+          <w:rFonts w:hint="eastAsia"/>
+        </w:rPr>
+        <w:t>、</w:t>
+      </w:r>
+      <w:r>
+        <w:rPr>
+          <w:rFonts w:hint="eastAsia"/>
+        </w:rPr>
+        <w:t>代码冗余、内核臃肿、</w:t>
+      </w:r>
+      <w:r>
+        <w:rPr>
+          <w:rFonts w:hint="eastAsia"/>
+        </w:rPr>
+        <w:t>bug</w:t>
+      </w:r>
+      <w:r>
+        <w:rPr>
+          <w:rFonts w:hint="eastAsia"/>
+        </w:rPr>
+        <w:t>多、维护困难</w:t>
+      </w:r>
+    </w:p>
+    <w:p>
+      <w:pPr>
+        <w:ind w:firstLine="420"/>
+        <w:rPr>
+          <w:rFonts w:hint="eastAsia"/>
+        </w:rPr>
+      </w:pPr>
+      <w:r>
+        <w:rPr>
+          <w:rFonts w:hint="eastAsia"/>
+        </w:rPr>
+        <w:t>3</w:t>
+      </w:r>
+      <w:r>
+        <w:rPr>
+          <w:rFonts w:hint="eastAsia"/>
+        </w:rPr>
+        <w:t>、</w:t>
+      </w:r>
+      <w:r>
+        <w:rPr>
+          <w:rFonts w:hint="eastAsia"/>
+        </w:rPr>
+        <w:t>各个功能之间无法叠加使用（加密</w:t>
+      </w:r>
+      <w:r>
+        <w:rPr>
+          <w:rFonts w:hint="eastAsia"/>
+        </w:rPr>
+        <w:t>+</w:t>
+      </w:r>
+      <w:r>
+        <w:rPr>
+          <w:rFonts w:hint="eastAsia"/>
+        </w:rPr>
+        <w:t>扩容不能同时套）</w:t>
+      </w:r>
+    </w:p>
+    <w:p>
+      <w:pPr>
+        <w:ind w:firstLine="420"/>
+        <w:rPr>
+          <w:rFonts w:hint="eastAsia"/>
+        </w:rPr>
+      </w:pPr>
+      <w:r>
+        <w:rPr>
+          <w:rFonts w:hint="eastAsia"/>
+        </w:rPr>
+        <w:t>4</w:t>
+      </w:r>
+      <w:r>
+        <w:rPr>
+          <w:rFonts w:hint="eastAsia"/>
+        </w:rPr>
+        <w:t>、</w:t>
+      </w:r>
+      <w:r>
+        <w:rPr>
+          <w:rFonts w:hint="eastAsia"/>
+        </w:rPr>
+        <w:t>上层文件系统需要适配各种驱动，耦合严重</w:t>
+      </w:r>
+    </w:p>
+    <w:p>
+      <w:pPr>
+        <w:ind w:firstLine="420"/>
+        <w:rPr>
+          <w:rFonts w:hint="eastAsia"/>
+        </w:rPr>
+      </w:pPr>
+      <w:r>
+        <w:rPr>
+          <w:rFonts w:hint="eastAsia"/>
+        </w:rPr>
+        <w:t>5</w:t>
+      </w:r>
+      <w:r>
+        <w:rPr>
+          <w:rFonts w:hint="eastAsia"/>
+        </w:rPr>
+        <w:t>、</w:t>
+      </w:r>
+      <w:r>
+        <w:rPr>
+          <w:rFonts w:hint="eastAsia"/>
+        </w:rPr>
+        <w:t>新增存储功能就要改内核、加驱动</w:t>
+      </w:r>
+    </w:p>
+    <w:p>
+      <w:pPr>
+        <w:ind w:firstLine="420"/>
+        <w:rPr>
+          <w:rFonts w:hint="eastAsia"/>
+        </w:rPr>
+      </w:pPr>
+      <w:r>
+        <w:rPr>
+          <w:rFonts w:hint="eastAsia"/>
+        </w:rPr>
+        <w:t>内核因此设计</w:t>
+      </w:r>
+      <w:proofErr w:type="spellStart"/>
+      <w:r>
+        <w:rPr>
+          <w:rFonts w:hint="eastAsia"/>
+        </w:rPr>
+        <w:t>DeviceMapper</w:t>
+      </w:r>
+      <w:proofErr w:type="spellEnd"/>
+      <w:r>
+        <w:rPr>
+          <w:rFonts w:hint="eastAsia"/>
+        </w:rPr>
+        <w:t>：统一的</w:t>
+      </w:r>
+      <w:proofErr w:type="gramStart"/>
+      <w:r>
+        <w:rPr>
+          <w:rFonts w:hint="eastAsia"/>
+        </w:rPr>
+        <w:t>块设备</w:t>
+      </w:r>
+      <w:proofErr w:type="gramEnd"/>
+      <w:r>
+        <w:rPr>
+          <w:rFonts w:hint="eastAsia"/>
+        </w:rPr>
+        <w:t>中间层骨架</w:t>
+      </w:r>
+    </w:p>
+    <w:p>
+      <w:pPr>
+        <w:ind w:firstLine="420"/>
+        <w:rPr>
+          <w:rFonts w:hint="eastAsia"/>
+        </w:rPr>
+      </w:pPr>
+      <w:r>
+        <w:rPr>
+          <w:rFonts w:hint="eastAsia"/>
+        </w:rPr>
+        <w:t>把所有</w:t>
+      </w:r>
+      <w:proofErr w:type="gramStart"/>
+      <w:r>
+        <w:rPr>
+          <w:rFonts w:hint="eastAsia"/>
+        </w:rPr>
+        <w:t>块设备</w:t>
+      </w:r>
+      <w:proofErr w:type="gramEnd"/>
+      <w:r>
+        <w:rPr>
+          <w:rFonts w:hint="eastAsia"/>
+        </w:rPr>
+        <w:t>的</w:t>
+      </w:r>
+      <w:r>
+        <w:rPr>
+          <w:rFonts w:hint="eastAsia"/>
+          <w:color w:val="EE0000"/>
+        </w:rPr>
+        <w:t>转发、拦截、映射、叠加</w:t>
+      </w:r>
+      <w:r>
+        <w:rPr>
+          <w:rFonts w:hint="eastAsia"/>
+        </w:rPr>
+        <w:t>逻辑全部抽成通用底层框架，</w:t>
+      </w:r>
+    </w:p>
+    <w:p>
+      <w:pPr>
+        <w:rPr>
+          <w:rFonts w:hint="eastAsia"/>
+        </w:rPr>
+      </w:pPr>
+      <w:r>
+        <w:rPr>
+          <w:rFonts w:hint="eastAsia"/>
+        </w:rPr>
+        <w:t>以后所有</w:t>
+      </w:r>
+      <w:proofErr w:type="gramStart"/>
+      <w:r>
+        <w:rPr>
+          <w:rFonts w:hint="eastAsia"/>
+        </w:rPr>
+        <w:t>存储增值</w:t>
+      </w:r>
+      <w:proofErr w:type="gramEnd"/>
+      <w:r>
+        <w:rPr>
+          <w:rFonts w:hint="eastAsia"/>
+        </w:rPr>
+        <w:t>功能，</w:t>
+      </w:r>
+      <w:r>
+        <w:rPr>
+          <w:rFonts w:hint="eastAsia"/>
+          <w:color w:val="EE0000"/>
+        </w:rPr>
+        <w:t>只需要在</w:t>
+      </w:r>
+      <w:r>
+        <w:rPr>
+          <w:rFonts w:hint="eastAsia"/>
+          <w:color w:val="EE0000"/>
+        </w:rPr>
+        <w:t>DM</w:t>
+      </w:r>
+      <w:r>
+        <w:rPr>
+          <w:rFonts w:hint="eastAsia"/>
+          <w:color w:val="EE0000"/>
+        </w:rPr>
+        <w:t>上写插件（</w:t>
+      </w:r>
+      <w:r>
+        <w:rPr>
+          <w:rFonts w:hint="eastAsia"/>
+          <w:color w:val="EE0000"/>
+        </w:rPr>
+        <w:t>target</w:t>
+      </w:r>
+      <w:r>
+        <w:rPr>
+          <w:rFonts w:hint="eastAsia"/>
+          <w:color w:val="EE0000"/>
+        </w:rPr>
+        <w:t>）即可</w:t>
+      </w:r>
+      <w:r>
+        <w:rPr>
+          <w:rFonts w:hint="eastAsia"/>
+        </w:rPr>
+        <w:t>，不用再动内核底层、不用重写</w:t>
+      </w:r>
+      <w:r>
+        <w:rPr>
+          <w:rFonts w:hint="eastAsia"/>
+        </w:rPr>
+        <w:t>IO</w:t>
+      </w:r>
+      <w:r>
+        <w:rPr>
+          <w:rFonts w:hint="eastAsia"/>
+        </w:rPr>
+        <w:t>转发。</w:t>
+      </w:r>
+    </w:p>
+    <w:p>
+      <w:pPr>
+        <w:ind w:firstLine="420"/>
+        <w:rPr>
+          <w:rFonts w:hint="eastAsia"/>
+        </w:rPr>
+      </w:pPr>
+      <w:r>
+        <w:rPr>
+          <w:rFonts w:hint="eastAsia"/>
+        </w:rPr>
+        <w:t>一句话总结引入原因：</w:t>
+      </w:r>
+    </w:p>
+    <w:p>
+      <w:pPr>
+        <w:ind w:firstLine="420"/>
+        <w:rPr>
+          <w:rFonts w:hint="eastAsia"/>
+          <w:color w:val="EE0000"/>
+        </w:rPr>
+      </w:pPr>
+      <w:r>
+        <w:rPr>
+          <w:rFonts w:hint="eastAsia"/>
+          <w:color w:val="EE0000"/>
+        </w:rPr>
+        <w:t>统一</w:t>
+      </w:r>
+      <w:proofErr w:type="gramStart"/>
+      <w:r>
+        <w:rPr>
+          <w:rFonts w:hint="eastAsia"/>
+          <w:color w:val="EE0000"/>
+        </w:rPr>
+        <w:t>块设备</w:t>
+      </w:r>
+      <w:proofErr w:type="gramEnd"/>
+      <w:r>
+        <w:rPr>
+          <w:rFonts w:hint="eastAsia"/>
+          <w:color w:val="EE0000"/>
+        </w:rPr>
+        <w:t>增值能力，抽离通用</w:t>
+      </w:r>
+      <w:r>
+        <w:rPr>
+          <w:rFonts w:hint="eastAsia"/>
+          <w:color w:val="EE0000"/>
+        </w:rPr>
+        <w:t>IO</w:t>
+      </w:r>
+      <w:r>
+        <w:rPr>
+          <w:rFonts w:hint="eastAsia"/>
+          <w:color w:val="EE0000"/>
+        </w:rPr>
+        <w:t>转发框架，避免驱动重复开发，实现功能模块化、可叠加、低耦合、易扩展。</w:t>
+      </w:r>
+    </w:p>
+    <w:p>
+      <w:pPr>
+        <w:pStyle w:val="1"/>
+      </w:pPr>
+      <w:r>
+        <w:rPr>
+          <w:rFonts w:hint="eastAsia"/>
+        </w:rPr>
+        <w:t>概述</w:t>
+      </w:r>
+    </w:p>
+    <w:p>
+      <w:pPr>
+        <w:ind w:firstLine="420"/>
+        <w:rPr>
+          <w:rFonts w:hint="eastAsia"/>
+        </w:rPr>
+      </w:pPr>
+      <w:proofErr w:type="spellStart"/>
+      <w:r>
+        <w:rPr>
+          <w:rFonts w:hint="eastAsia"/>
+        </w:rPr>
+        <w:t>DeviceMapper</w:t>
+      </w:r>
+      <w:proofErr w:type="spellEnd"/>
+      <w:r>
+        <w:rPr>
+          <w:rFonts w:hint="eastAsia"/>
+        </w:rPr>
+        <w:t>（简称</w:t>
+      </w:r>
+      <w:r>
+        <w:rPr>
+          <w:rFonts w:hint="eastAsia"/>
+        </w:rPr>
+        <w:t xml:space="preserve"> DM</w:t>
+      </w:r>
+      <w:r>
+        <w:rPr>
+          <w:rFonts w:hint="eastAsia"/>
+        </w:rPr>
+        <w:t>）</w:t>
+      </w:r>
+      <w:r>
+        <w:rPr>
+          <w:rFonts w:hint="eastAsia"/>
+        </w:rPr>
+        <w:t>，</w:t>
+      </w:r>
+      <w:r>
+        <w:rPr>
+          <w:rFonts w:hint="eastAsia"/>
+        </w:rPr>
+        <w:t xml:space="preserve">Linux </w:t>
+      </w:r>
+      <w:r>
+        <w:rPr>
+          <w:rFonts w:hint="eastAsia"/>
+        </w:rPr>
+        <w:t>内核原生、轻量的</w:t>
+      </w:r>
+      <w:proofErr w:type="gramStart"/>
+      <w:r>
+        <w:rPr>
+          <w:rFonts w:hint="eastAsia"/>
+          <w:color w:val="EE0000"/>
+        </w:rPr>
+        <w:t>块设备</w:t>
+      </w:r>
+      <w:proofErr w:type="gramEnd"/>
+      <w:r>
+        <w:rPr>
+          <w:rFonts w:hint="eastAsia"/>
+          <w:color w:val="EE0000"/>
+        </w:rPr>
+        <w:t>通用映射框架</w:t>
+      </w:r>
+      <w:r>
+        <w:rPr>
+          <w:rFonts w:hint="eastAsia"/>
+        </w:rPr>
+        <w:t>。</w:t>
+      </w:r>
+    </w:p>
+    <w:p>
+      <w:pPr>
+        <w:ind w:firstLine="420"/>
+        <w:rPr>
+          <w:rFonts w:hint="eastAsia"/>
+        </w:rPr>
+      </w:pPr>
+      <w:r>
+        <w:rPr>
+          <w:rFonts w:hint="eastAsia"/>
+        </w:rPr>
+        <w:t>它位于：</w:t>
+      </w:r>
+    </w:p>
+    <w:p>
+      <w:pPr>
+        <w:ind w:firstLine="420"/>
+        <w:rPr>
+          <w:rFonts w:hint="eastAsia"/>
+        </w:rPr>
+      </w:pPr>
+      <w:r>
+        <w:rPr>
+          <w:rFonts w:hint="eastAsia"/>
+        </w:rPr>
+        <w:t>原生</w:t>
+      </w:r>
+      <w:proofErr w:type="gramStart"/>
+      <w:r>
+        <w:rPr>
+          <w:rFonts w:hint="eastAsia"/>
+        </w:rPr>
+        <w:t>块设备</w:t>
+      </w:r>
+      <w:proofErr w:type="gramEnd"/>
+      <w:r>
+        <w:rPr>
+          <w:rFonts w:hint="eastAsia"/>
+        </w:rPr>
+        <w:t>之上，文件系统</w:t>
+      </w:r>
+      <w:r>
+        <w:rPr>
+          <w:rFonts w:hint="eastAsia"/>
+        </w:rPr>
+        <w:t xml:space="preserve"> / LVM </w:t>
+      </w:r>
+      <w:r>
+        <w:rPr>
+          <w:rFonts w:hint="eastAsia"/>
+        </w:rPr>
+        <w:t>之下</w:t>
+      </w:r>
+    </w:p>
+    <w:p>
+      <w:pPr>
+        <w:ind w:firstLine="420"/>
+        <w:rPr>
+          <w:rFonts w:hint="eastAsia"/>
+        </w:rPr>
+      </w:pPr>
+      <w:r>
+        <w:rPr>
+          <w:rFonts w:hint="eastAsia"/>
+        </w:rPr>
+        <w:t>是内核块</w:t>
+      </w:r>
+      <w:r>
+        <w:rPr>
+          <w:rFonts w:hint="eastAsia"/>
+        </w:rPr>
+        <w:t xml:space="preserve"> IO </w:t>
+      </w:r>
+      <w:proofErr w:type="gramStart"/>
+      <w:r>
+        <w:rPr>
+          <w:rFonts w:hint="eastAsia"/>
+        </w:rPr>
+        <w:t>栈</w:t>
+      </w:r>
+      <w:proofErr w:type="gramEnd"/>
+      <w:r>
+        <w:rPr>
+          <w:rFonts w:hint="eastAsia"/>
+        </w:rPr>
+        <w:t>的</w:t>
+      </w:r>
+      <w:r>
+        <w:rPr>
+          <w:rFonts w:hint="eastAsia"/>
+          <w:color w:val="EE0000"/>
+        </w:rPr>
+        <w:t>中间转发层</w:t>
+      </w:r>
+      <w:r>
+        <w:rPr>
+          <w:rFonts w:hint="eastAsia"/>
+        </w:rPr>
+        <w:t>。</w:t>
+      </w:r>
+    </w:p>
+    <w:p>
+      <w:pPr>
+        <w:ind w:firstLine="420"/>
+        <w:rPr>
+          <w:rFonts w:hint="eastAsia"/>
+        </w:rPr>
+      </w:pPr>
+      <w:r>
+        <w:rPr>
+          <w:rFonts w:hint="eastAsia"/>
+        </w:rPr>
+        <w:t>核心定位：</w:t>
+      </w:r>
+    </w:p>
+    <w:p>
+      <w:pPr>
+        <w:ind w:firstLine="420"/>
+        <w:rPr>
+          <w:rFonts w:hint="eastAsia"/>
+        </w:rPr>
+      </w:pPr>
+      <w:r>
+        <w:rPr>
+          <w:rFonts w:hint="eastAsia"/>
+        </w:rPr>
+        <w:t>接收上层下发的块</w:t>
+      </w:r>
+      <w:r>
+        <w:rPr>
+          <w:rFonts w:hint="eastAsia"/>
+        </w:rPr>
+        <w:t xml:space="preserve"> IO </w:t>
+      </w:r>
+      <w:r>
+        <w:rPr>
+          <w:rFonts w:hint="eastAsia"/>
+        </w:rPr>
+        <w:t>请求，按照预设映射规则，</w:t>
+      </w:r>
+      <w:r>
+        <w:rPr>
+          <w:rFonts w:hint="eastAsia"/>
+          <w:color w:val="EE0000"/>
+        </w:rPr>
+        <w:t>转发、重定向、拆分、合并</w:t>
+      </w:r>
+      <w:r>
+        <w:rPr>
+          <w:rFonts w:hint="eastAsia"/>
+        </w:rPr>
+        <w:t>到底层真实块设备，对外虚拟出一个全新的块设备。</w:t>
+      </w:r>
+    </w:p>
+    <w:p>
+      <w:pPr>
+        <w:ind w:firstLine="420"/>
+        <w:rPr>
+          <w:rFonts w:hint="eastAsia"/>
+        </w:rPr>
+      </w:pPr>
+      <w:r>
+        <w:rPr>
+          <w:rFonts w:hint="eastAsia"/>
+        </w:rPr>
+        <w:lastRenderedPageBreak/>
+        <w:t>它本身</w:t>
+      </w:r>
+      <w:r>
+        <w:rPr>
+          <w:rFonts w:hint="eastAsia"/>
+          <w:color w:val="EE0000"/>
+        </w:rPr>
+        <w:t>不存储数据、不管理文件、不实现业务逻辑</w:t>
+      </w:r>
+      <w:r>
+        <w:rPr>
+          <w:rFonts w:hint="eastAsia"/>
+        </w:rPr>
+        <w:t>，只做映射转发。</w:t>
+      </w:r>
+    </w:p>
     <w:p/>
+    <w:p>
+      <w:pPr>
+        <w:ind w:firstLine="420"/>
+        <w:rPr>
+          <w:rFonts w:hint="eastAsia"/>
+        </w:rPr>
+      </w:pPr>
+      <w:r>
+        <w:rPr>
+          <w:rFonts w:hint="eastAsia"/>
+        </w:rPr>
+        <w:t>所有上层存储能力：</w:t>
+      </w:r>
+    </w:p>
+    <w:p>
+      <w:pPr>
+        <w:ind w:firstLine="420"/>
+        <w:rPr>
+          <w:rFonts w:hint="eastAsia"/>
+        </w:rPr>
+      </w:pPr>
+      <w:r>
+        <w:rPr>
+          <w:rFonts w:hint="eastAsia"/>
+        </w:rPr>
+        <w:t>LVM</w:t>
+      </w:r>
+      <w:r>
+        <w:rPr>
+          <w:rFonts w:hint="eastAsia"/>
+        </w:rPr>
+        <w:t>、磁盘加密</w:t>
+      </w:r>
+      <w:r>
+        <w:rPr>
+          <w:rFonts w:hint="eastAsia"/>
+        </w:rPr>
+        <w:t xml:space="preserve"> dm-crypt</w:t>
+      </w:r>
+      <w:r>
+        <w:rPr>
+          <w:rFonts w:hint="eastAsia"/>
+        </w:rPr>
+        <w:t>、内核软</w:t>
+      </w:r>
+      <w:r>
+        <w:rPr>
+          <w:rFonts w:hint="eastAsia"/>
+        </w:rPr>
+        <w:t xml:space="preserve"> RAID</w:t>
+      </w:r>
+      <w:r>
+        <w:rPr>
+          <w:rFonts w:hint="eastAsia"/>
+        </w:rPr>
+        <w:t>、快照、精简置备</w:t>
+      </w:r>
+      <w:r>
+        <w:rPr>
+          <w:rFonts w:hint="eastAsia"/>
+        </w:rPr>
+        <w:t xml:space="preserve"> thin-provisioning</w:t>
+      </w:r>
+    </w:p>
+    <w:p>
+      <w:r>
+        <w:rPr>
+          <w:rFonts w:hint="eastAsia"/>
+        </w:rPr>
+        <w:t>全部都是基于</w:t>
+      </w:r>
+      <w:r>
+        <w:rPr>
+          <w:rFonts w:hint="eastAsia"/>
+        </w:rPr>
+        <w:t xml:space="preserve"> </w:t>
+      </w:r>
+      <w:proofErr w:type="spellStart"/>
+      <w:r>
+        <w:rPr>
+          <w:rFonts w:hint="eastAsia"/>
+        </w:rPr>
+        <w:t>DeviceMapper</w:t>
+      </w:r>
+      <w:proofErr w:type="spellEnd"/>
+      <w:r>
+        <w:rPr>
+          <w:rFonts w:hint="eastAsia"/>
+        </w:rPr>
+        <w:t xml:space="preserve"> </w:t>
+      </w:r>
+      <w:r>
+        <w:rPr>
+          <w:rFonts w:hint="eastAsia"/>
+        </w:rPr>
+        <w:t>实现的插件（</w:t>
+      </w:r>
+      <w:r>
+        <w:rPr>
+          <w:rFonts w:hint="eastAsia"/>
+        </w:rPr>
+        <w:t>Target</w:t>
+      </w:r>
+      <w:r>
+        <w:rPr>
+          <w:rFonts w:hint="eastAsia"/>
+        </w:rPr>
+        <w:t>）。</w:t>
+      </w:r>
+    </w:p>
+    <w:p/>
+    <w:p>
+      <w:pPr>
+        <w:rPr>
+          <w:rFonts w:hint="eastAsia"/>
+        </w:rPr>
+      </w:pPr>
+      <w:r>
+        <w:tab/>
+      </w:r>
+      <w:r>
+        <w:rPr>
+          <w:rFonts w:hint="eastAsia"/>
+        </w:rPr>
+        <w:t>DM</w:t>
+      </w:r>
+      <w:r>
+        <w:rPr>
+          <w:rFonts w:hint="eastAsia"/>
+        </w:rPr>
+        <w:t>带来的价值：</w:t>
+      </w:r>
+    </w:p>
+    <w:p>
+      <w:pPr>
+        <w:ind w:firstLine="420"/>
+        <w:rPr>
+          <w:rFonts w:hint="eastAsia"/>
+        </w:rPr>
+      </w:pPr>
+      <w:r>
+        <w:rPr>
+          <w:rFonts w:hint="eastAsia"/>
+        </w:rPr>
+        <w:t>1</w:t>
+      </w:r>
+      <w:r>
+        <w:rPr>
+          <w:rFonts w:hint="eastAsia"/>
+        </w:rPr>
+        <w:t>、</w:t>
+      </w:r>
+      <w:r>
+        <w:rPr>
+          <w:rFonts w:hint="eastAsia"/>
+        </w:rPr>
+        <w:t>内核解耦</w:t>
+      </w:r>
+    </w:p>
+    <w:p>
+      <w:pPr>
+        <w:ind w:firstLine="420"/>
+        <w:rPr>
+          <w:rFonts w:hint="eastAsia"/>
+        </w:rPr>
+      </w:pPr>
+      <w:proofErr w:type="gramStart"/>
+      <w:r>
+        <w:rPr>
+          <w:rFonts w:hint="eastAsia"/>
+        </w:rPr>
+        <w:t>块设备</w:t>
+      </w:r>
+      <w:proofErr w:type="gramEnd"/>
+      <w:r>
+        <w:rPr>
+          <w:rFonts w:hint="eastAsia"/>
+        </w:rPr>
+        <w:t>驱动、</w:t>
+      </w:r>
+      <w:r>
+        <w:rPr>
+          <w:rFonts w:hint="eastAsia"/>
+        </w:rPr>
+        <w:t>IO</w:t>
+      </w:r>
+      <w:r>
+        <w:rPr>
+          <w:rFonts w:hint="eastAsia"/>
+        </w:rPr>
+        <w:t>调度、文件系统、</w:t>
+      </w:r>
+      <w:proofErr w:type="gramStart"/>
+      <w:r>
+        <w:rPr>
+          <w:rFonts w:hint="eastAsia"/>
+        </w:rPr>
+        <w:t>存储增值</w:t>
+      </w:r>
+      <w:proofErr w:type="gramEnd"/>
+      <w:r>
+        <w:rPr>
+          <w:rFonts w:hint="eastAsia"/>
+        </w:rPr>
+        <w:t>功能完全分层解耦。</w:t>
+      </w:r>
+    </w:p>
+    <w:p>
+      <w:pPr>
+        <w:ind w:firstLine="420"/>
+        <w:rPr>
+          <w:rFonts w:hint="eastAsia"/>
+        </w:rPr>
+      </w:pPr>
+      <w:r>
+        <w:rPr>
+          <w:rFonts w:hint="eastAsia"/>
+        </w:rPr>
+        <w:t>2</w:t>
+      </w:r>
+      <w:r>
+        <w:rPr>
+          <w:rFonts w:hint="eastAsia"/>
+        </w:rPr>
+        <w:t>、</w:t>
+      </w:r>
+      <w:r>
+        <w:rPr>
+          <w:rFonts w:hint="eastAsia"/>
+        </w:rPr>
+        <w:t>模块化扩展</w:t>
+      </w:r>
+    </w:p>
+    <w:p>
+      <w:pPr>
+        <w:ind w:firstLine="420"/>
+        <w:rPr>
+          <w:rFonts w:hint="eastAsia"/>
+        </w:rPr>
+      </w:pPr>
+      <w:r>
+        <w:rPr>
+          <w:rFonts w:hint="eastAsia"/>
+        </w:rPr>
+        <w:t>新增存储能力只需写插件，不用重构内核</w:t>
+      </w:r>
+      <w:r>
+        <w:rPr>
+          <w:rFonts w:hint="eastAsia"/>
+        </w:rPr>
+        <w:t xml:space="preserve"> IO </w:t>
+      </w:r>
+      <w:proofErr w:type="gramStart"/>
+      <w:r>
+        <w:rPr>
+          <w:rFonts w:hint="eastAsia"/>
+        </w:rPr>
+        <w:t>栈</w:t>
+      </w:r>
+      <w:proofErr w:type="gramEnd"/>
+      <w:r>
+        <w:rPr>
+          <w:rFonts w:hint="eastAsia"/>
+        </w:rPr>
+        <w:t>。</w:t>
+      </w:r>
+    </w:p>
+    <w:p>
+      <w:pPr>
+        <w:ind w:firstLine="420"/>
+        <w:rPr>
+          <w:rFonts w:hint="eastAsia"/>
+        </w:rPr>
+      </w:pPr>
+      <w:r>
+        <w:rPr>
+          <w:rFonts w:hint="eastAsia"/>
+        </w:rPr>
+        <w:t>3</w:t>
+      </w:r>
+      <w:r>
+        <w:rPr>
+          <w:rFonts w:hint="eastAsia"/>
+        </w:rPr>
+        <w:t>、</w:t>
+      </w:r>
+      <w:r>
+        <w:rPr>
+          <w:rFonts w:hint="eastAsia"/>
+        </w:rPr>
+        <w:t>功能可叠加</w:t>
+      </w:r>
+    </w:p>
+    <w:p>
+      <w:pPr>
+        <w:rPr>
+          <w:rFonts w:hint="eastAsia"/>
+        </w:rPr>
+      </w:pPr>
+      <w:r>
+        <w:rPr>
+          <w:rFonts w:hint="eastAsia"/>
+        </w:rPr>
+        <w:t xml:space="preserve">   </w:t>
+      </w:r>
+      <w:r>
+        <w:rPr>
+          <w:rFonts w:hint="eastAsia"/>
+        </w:rPr>
+        <w:t>扩容</w:t>
+      </w:r>
+      <w:r>
+        <w:rPr>
+          <w:rFonts w:hint="eastAsia"/>
+        </w:rPr>
+        <w:t xml:space="preserve"> + </w:t>
+      </w:r>
+      <w:r>
+        <w:rPr>
+          <w:rFonts w:hint="eastAsia"/>
+        </w:rPr>
+        <w:t>加密</w:t>
+      </w:r>
+      <w:r>
+        <w:rPr>
+          <w:rFonts w:hint="eastAsia"/>
+        </w:rPr>
+        <w:t xml:space="preserve"> + RAID + </w:t>
+      </w:r>
+      <w:r>
+        <w:rPr>
+          <w:rFonts w:hint="eastAsia"/>
+        </w:rPr>
+        <w:t>快照多层组合使用。</w:t>
+      </w:r>
+    </w:p>
+    <w:p>
+      <w:pPr>
+        <w:ind w:firstLine="420"/>
+        <w:rPr>
+          <w:rFonts w:hint="eastAsia"/>
+        </w:rPr>
+      </w:pPr>
+      <w:r>
+        <w:rPr>
+          <w:rFonts w:hint="eastAsia"/>
+        </w:rPr>
+        <w:t>4</w:t>
+      </w:r>
+      <w:r>
+        <w:rPr>
+          <w:rFonts w:hint="eastAsia"/>
+        </w:rPr>
+        <w:t>、</w:t>
+      </w:r>
+      <w:r>
+        <w:rPr>
+          <w:rFonts w:hint="eastAsia"/>
+        </w:rPr>
+        <w:t>上层透明</w:t>
+      </w:r>
+    </w:p>
+    <w:p>
+      <w:pPr>
+        <w:rPr>
+          <w:rFonts w:hint="eastAsia"/>
+        </w:rPr>
+      </w:pPr>
+      <w:r>
+        <w:rPr>
+          <w:rFonts w:hint="eastAsia"/>
+        </w:rPr>
+        <w:t xml:space="preserve">   </w:t>
+      </w:r>
+      <w:r>
+        <w:rPr>
+          <w:rFonts w:hint="eastAsia"/>
+        </w:rPr>
+        <w:t>所有映射对</w:t>
+      </w:r>
+      <w:r>
+        <w:rPr>
+          <w:rFonts w:hint="eastAsia"/>
+        </w:rPr>
+        <w:t xml:space="preserve"> ext4/</w:t>
+      </w:r>
+      <w:proofErr w:type="spellStart"/>
+      <w:r>
+        <w:rPr>
+          <w:rFonts w:hint="eastAsia"/>
+        </w:rPr>
+        <w:t>xfs</w:t>
+      </w:r>
+      <w:proofErr w:type="spellEnd"/>
+      <w:r>
+        <w:rPr>
+          <w:rFonts w:hint="eastAsia"/>
+        </w:rPr>
+        <w:t xml:space="preserve"> </w:t>
+      </w:r>
+      <w:r>
+        <w:rPr>
+          <w:rFonts w:hint="eastAsia"/>
+        </w:rPr>
+        <w:t>无感知，无需修改文件系统。</w:t>
+      </w:r>
+    </w:p>
+    <w:p>
+      <w:pPr>
+        <w:ind w:firstLine="420"/>
+        <w:rPr>
+          <w:rFonts w:hint="eastAsia"/>
+        </w:rPr>
+      </w:pPr>
+      <w:r>
+        <w:rPr>
+          <w:rFonts w:hint="eastAsia"/>
+        </w:rPr>
+        <w:t>5</w:t>
+      </w:r>
+      <w:r>
+        <w:rPr>
+          <w:rFonts w:hint="eastAsia"/>
+        </w:rPr>
+        <w:t>、</w:t>
+      </w:r>
+      <w:r>
+        <w:rPr>
+          <w:rFonts w:hint="eastAsia"/>
+        </w:rPr>
+        <w:t>统一</w:t>
+      </w:r>
+      <w:r>
+        <w:rPr>
+          <w:rFonts w:hint="eastAsia"/>
+        </w:rPr>
+        <w:t xml:space="preserve"> IO </w:t>
+      </w:r>
+      <w:r>
+        <w:rPr>
+          <w:rFonts w:hint="eastAsia"/>
+        </w:rPr>
+        <w:t>转发</w:t>
+      </w:r>
+    </w:p>
+    <w:p>
+      <w:pPr>
+        <w:rPr>
+          <w:rFonts w:hint="eastAsia"/>
+        </w:rPr>
+      </w:pPr>
+      <w:r>
+        <w:rPr>
+          <w:rFonts w:hint="eastAsia"/>
+        </w:rPr>
+        <w:t xml:space="preserve">   </w:t>
+      </w:r>
+      <w:r>
+        <w:rPr>
+          <w:rFonts w:hint="eastAsia"/>
+        </w:rPr>
+        <w:t>所有块</w:t>
+      </w:r>
+      <w:r>
+        <w:rPr>
+          <w:rFonts w:hint="eastAsia"/>
+        </w:rPr>
+        <w:t xml:space="preserve"> IO </w:t>
+      </w:r>
+      <w:r>
+        <w:rPr>
+          <w:rFonts w:hint="eastAsia"/>
+        </w:rPr>
+        <w:t>重定向逻辑统一管理，减少冗余代码。</w:t>
+      </w:r>
+    </w:p>
+    <w:p>
+      <w:pPr>
+        <w:pStyle w:val="2"/>
+      </w:pPr>
+      <w:r>
+        <w:rPr>
+          <w:rFonts w:hint="eastAsia"/>
+        </w:rPr>
+        <w:t>vs LVM</w:t>
+      </w:r>
+    </w:p>
+    <w:p>
+      <w:pPr>
+        <w:ind w:firstLine="420"/>
+        <w:rPr>
+          <w:rFonts w:hint="eastAsia"/>
+        </w:rPr>
+      </w:pPr>
+      <w:proofErr w:type="spellStart"/>
+      <w:r>
+        <w:rPr>
+          <w:rFonts w:hint="eastAsia"/>
+        </w:rPr>
+        <w:t>DeviceMapper</w:t>
+      </w:r>
+      <w:proofErr w:type="spellEnd"/>
+      <w:r>
+        <w:rPr>
+          <w:rFonts w:hint="eastAsia"/>
+        </w:rPr>
+        <w:t xml:space="preserve"> </w:t>
+      </w:r>
+      <w:r>
+        <w:rPr>
+          <w:rFonts w:hint="eastAsia"/>
+        </w:rPr>
+        <w:t>是</w:t>
+      </w:r>
+      <w:r>
+        <w:rPr>
+          <w:rFonts w:hint="eastAsia"/>
+        </w:rPr>
+        <w:t xml:space="preserve"> Linux </w:t>
+      </w:r>
+      <w:r>
+        <w:rPr>
+          <w:rFonts w:hint="eastAsia"/>
+        </w:rPr>
+        <w:t>内核的【底层通用框架】；</w:t>
+      </w:r>
+    </w:p>
+    <w:p>
+      <w:pPr>
+        <w:ind w:firstLine="420"/>
+        <w:rPr>
+          <w:rFonts w:hint="eastAsia"/>
+        </w:rPr>
+      </w:pPr>
+      <w:r>
+        <w:rPr>
+          <w:rFonts w:hint="eastAsia"/>
+        </w:rPr>
+        <w:t xml:space="preserve">LVM </w:t>
+      </w:r>
+      <w:r>
+        <w:rPr>
+          <w:rFonts w:hint="eastAsia"/>
+        </w:rPr>
+        <w:t>是跑在这个框架上的【最主流业务应用】。</w:t>
+      </w:r>
+    </w:p>
+    <w:p>
+      <w:pPr>
+        <w:ind w:firstLine="420"/>
+        <w:rPr>
+          <w:rFonts w:hint="eastAsia"/>
+        </w:rPr>
+      </w:pPr>
+      <w:r>
+        <w:rPr>
+          <w:rFonts w:hint="eastAsia"/>
+          <w:color w:val="EE0000"/>
+        </w:rPr>
+        <w:t>骨架是</w:t>
+      </w:r>
+      <w:r>
+        <w:rPr>
+          <w:rFonts w:hint="eastAsia"/>
+          <w:color w:val="EE0000"/>
+        </w:rPr>
+        <w:t xml:space="preserve"> </w:t>
+      </w:r>
+      <w:proofErr w:type="spellStart"/>
+      <w:r>
+        <w:rPr>
+          <w:rFonts w:hint="eastAsia"/>
+          <w:color w:val="EE0000"/>
+        </w:rPr>
+        <w:t>DeviceMapper</w:t>
+      </w:r>
+      <w:proofErr w:type="spellEnd"/>
+      <w:r>
+        <w:rPr>
+          <w:rFonts w:hint="eastAsia"/>
+          <w:color w:val="EE0000"/>
+        </w:rPr>
+        <w:t>，肉是</w:t>
+      </w:r>
+      <w:r>
+        <w:rPr>
+          <w:rFonts w:hint="eastAsia"/>
+          <w:color w:val="EE0000"/>
+        </w:rPr>
+        <w:t xml:space="preserve"> LVM</w:t>
+      </w:r>
+      <w:r>
+        <w:rPr>
+          <w:rFonts w:hint="eastAsia"/>
+          <w:color w:val="EE0000"/>
+        </w:rPr>
+        <w:t>。现代</w:t>
+      </w:r>
+      <w:r>
+        <w:rPr>
+          <w:rFonts w:hint="eastAsia"/>
+          <w:color w:val="EE0000"/>
+        </w:rPr>
+        <w:t xml:space="preserve"> Linux </w:t>
+      </w:r>
+      <w:r>
+        <w:rPr>
+          <w:rFonts w:hint="eastAsia"/>
+          <w:color w:val="EE0000"/>
+        </w:rPr>
+        <w:t>所有</w:t>
+      </w:r>
+      <w:r>
+        <w:rPr>
+          <w:rFonts w:hint="eastAsia"/>
+          <w:color w:val="EE0000"/>
+        </w:rPr>
+        <w:t xml:space="preserve"> LVM </w:t>
+      </w:r>
+      <w:r>
+        <w:rPr>
+          <w:rFonts w:hint="eastAsia"/>
+          <w:color w:val="EE0000"/>
+        </w:rPr>
+        <w:t>全部基于</w:t>
+      </w:r>
+      <w:r>
+        <w:rPr>
+          <w:rFonts w:hint="eastAsia"/>
+          <w:color w:val="EE0000"/>
+        </w:rPr>
+        <w:t xml:space="preserve"> </w:t>
+      </w:r>
+      <w:proofErr w:type="spellStart"/>
+      <w:r>
+        <w:rPr>
+          <w:rFonts w:hint="eastAsia"/>
+          <w:color w:val="EE0000"/>
+        </w:rPr>
+        <w:t>DeviceMapper</w:t>
+      </w:r>
+      <w:proofErr w:type="spellEnd"/>
+      <w:r>
+        <w:rPr>
+          <w:rFonts w:hint="eastAsia"/>
+          <w:color w:val="EE0000"/>
+        </w:rPr>
+        <w:t xml:space="preserve"> </w:t>
+      </w:r>
+      <w:r>
+        <w:rPr>
+          <w:rFonts w:hint="eastAsia"/>
+          <w:color w:val="EE0000"/>
+        </w:rPr>
+        <w:t>实现</w:t>
+      </w:r>
+      <w:r>
+        <w:rPr>
+          <w:rFonts w:hint="eastAsia"/>
+        </w:rPr>
+        <w:t>。</w:t>
+      </w:r>
+    </w:p>
+    <w:p/>
+    <w:p>
+      <w:pPr>
+        <w:ind w:firstLine="420"/>
+        <w:rPr>
+          <w:rFonts w:hint="eastAsia"/>
+        </w:rPr>
+      </w:pPr>
+      <w:r>
+        <w:rPr>
+          <w:rFonts w:hint="eastAsia"/>
+        </w:rPr>
+        <w:t>1</w:t>
+      </w:r>
+      <w:r>
+        <w:rPr>
+          <w:rFonts w:hint="eastAsia"/>
+        </w:rPr>
+        <w:t>、</w:t>
+      </w:r>
+      <w:proofErr w:type="spellStart"/>
+      <w:r>
+        <w:rPr>
+          <w:rFonts w:hint="eastAsia"/>
+        </w:rPr>
+        <w:t>DeviceMapper</w:t>
+      </w:r>
+      <w:proofErr w:type="spellEnd"/>
+      <w:r>
+        <w:rPr>
+          <w:rFonts w:hint="eastAsia"/>
+        </w:rPr>
+        <w:t>（</w:t>
+      </w:r>
+      <w:r>
+        <w:rPr>
+          <w:rFonts w:hint="eastAsia"/>
+        </w:rPr>
+        <w:t>DM</w:t>
+      </w:r>
+      <w:r>
+        <w:rPr>
+          <w:rFonts w:hint="eastAsia"/>
+        </w:rPr>
+        <w:t>）是什么？</w:t>
+      </w:r>
+    </w:p>
+    <w:p>
+      <w:pPr>
+        <w:ind w:firstLine="420"/>
+        <w:rPr>
+          <w:rFonts w:hint="eastAsia"/>
+        </w:rPr>
+      </w:pPr>
+      <w:r>
+        <w:rPr>
+          <w:rFonts w:hint="eastAsia"/>
+        </w:rPr>
+        <w:t xml:space="preserve">Linux </w:t>
+      </w:r>
+      <w:r>
+        <w:rPr>
+          <w:rFonts w:hint="eastAsia"/>
+        </w:rPr>
+        <w:t>内核原生</w:t>
+      </w:r>
+      <w:proofErr w:type="gramStart"/>
+      <w:r>
+        <w:rPr>
+          <w:rFonts w:hint="eastAsia"/>
+          <w:color w:val="EE0000"/>
+        </w:rPr>
+        <w:t>块设备</w:t>
+      </w:r>
+      <w:proofErr w:type="gramEnd"/>
+      <w:r>
+        <w:rPr>
+          <w:rFonts w:hint="eastAsia"/>
+          <w:color w:val="EE0000"/>
+        </w:rPr>
+        <w:t>映射驱动</w:t>
+      </w:r>
+    </w:p>
+    <w:p>
+      <w:pPr>
+        <w:ind w:firstLine="420"/>
+        <w:rPr>
+          <w:rFonts w:hint="eastAsia"/>
+        </w:rPr>
+      </w:pPr>
+      <w:r>
+        <w:rPr>
+          <w:rFonts w:hint="eastAsia"/>
+        </w:rPr>
+        <w:t>作用：</w:t>
+      </w:r>
+    </w:p>
+    <w:p>
+      <w:pPr>
+        <w:ind w:firstLine="420"/>
+        <w:rPr>
+          <w:rFonts w:hint="eastAsia"/>
+        </w:rPr>
+      </w:pPr>
+      <w:r>
+        <w:rPr>
+          <w:rFonts w:hint="eastAsia"/>
+        </w:rPr>
+        <w:t>提供一个</w:t>
+      </w:r>
+      <w:r>
+        <w:rPr>
+          <w:rFonts w:hint="eastAsia"/>
+          <w:color w:val="EE0000"/>
+        </w:rPr>
+        <w:t>通用中转层</w:t>
+      </w:r>
+      <w:r>
+        <w:rPr>
+          <w:rFonts w:hint="eastAsia"/>
+        </w:rPr>
+        <w:t>，把原始块设备（</w:t>
+      </w:r>
+      <w:r>
+        <w:rPr>
+          <w:rFonts w:hint="eastAsia"/>
+        </w:rPr>
+        <w:t>/dev/</w:t>
+      </w:r>
+      <w:proofErr w:type="spellStart"/>
+      <w:r>
+        <w:rPr>
+          <w:rFonts w:hint="eastAsia"/>
+        </w:rPr>
+        <w:t>sda</w:t>
+      </w:r>
+      <w:proofErr w:type="spellEnd"/>
+      <w:r>
+        <w:rPr>
+          <w:rFonts w:hint="eastAsia"/>
+        </w:rPr>
+        <w:t>、</w:t>
+      </w:r>
+      <w:r>
+        <w:rPr>
+          <w:rFonts w:hint="eastAsia"/>
+        </w:rPr>
+        <w:t>/dev/nvme0n1</w:t>
+      </w:r>
+      <w:r>
+        <w:rPr>
+          <w:rFonts w:hint="eastAsia"/>
+        </w:rPr>
+        <w:t>）</w:t>
+      </w:r>
+    </w:p>
+    <w:p>
+      <w:pPr>
+        <w:rPr>
+          <w:rFonts w:hint="eastAsia"/>
+        </w:rPr>
+      </w:pPr>
+      <w:r>
+        <w:rPr>
+          <w:rFonts w:hint="eastAsia"/>
+        </w:rPr>
+        <w:t>做</w:t>
+      </w:r>
+      <w:r>
+        <w:rPr>
+          <w:rFonts w:hint="eastAsia"/>
+          <w:color w:val="EE0000"/>
+        </w:rPr>
+        <w:t>封装、转发、拼接、重映射</w:t>
+      </w:r>
+      <w:r>
+        <w:rPr>
+          <w:rFonts w:hint="eastAsia"/>
+        </w:rPr>
+        <w:t>，生成一个</w:t>
+      </w:r>
+      <w:r>
+        <w:rPr>
+          <w:rFonts w:hint="eastAsia"/>
+          <w:color w:val="EE0000"/>
+        </w:rPr>
+        <w:t>新的虚拟</w:t>
+      </w:r>
+      <w:proofErr w:type="gramStart"/>
+      <w:r>
+        <w:rPr>
+          <w:rFonts w:hint="eastAsia"/>
+          <w:color w:val="EE0000"/>
+        </w:rPr>
+        <w:t>块设备</w:t>
+      </w:r>
+      <w:proofErr w:type="gramEnd"/>
+      <w:r>
+        <w:rPr>
+          <w:rFonts w:hint="eastAsia"/>
+        </w:rPr>
+        <w:t>给上层用。</w:t>
+      </w:r>
+    </w:p>
+    <w:p>
+      <w:pPr>
+        <w:ind w:firstLine="420"/>
+        <w:rPr>
+          <w:rFonts w:hint="eastAsia"/>
+        </w:rPr>
+      </w:pPr>
+      <w:r>
+        <w:rPr>
+          <w:rFonts w:hint="eastAsia"/>
+        </w:rPr>
+        <w:t>它</w:t>
+      </w:r>
+      <w:r>
+        <w:rPr>
+          <w:rFonts w:hint="eastAsia"/>
+          <w:color w:val="EE0000"/>
+        </w:rPr>
+        <w:t>本身不实现扩容、不实现池化</w:t>
+      </w:r>
+      <w:r>
+        <w:rPr>
+          <w:rFonts w:hint="eastAsia"/>
+        </w:rPr>
+        <w:t>，只提供映射能力，是一个</w:t>
+      </w:r>
+      <w:r>
+        <w:rPr>
+          <w:rFonts w:hint="eastAsia"/>
+          <w:color w:val="EE0000"/>
+        </w:rPr>
+        <w:t>平台</w:t>
+      </w:r>
+      <w:r>
+        <w:rPr>
+          <w:rFonts w:hint="eastAsia"/>
+        </w:rPr>
+        <w:t>。</w:t>
+      </w:r>
+    </w:p>
+    <w:p>
+      <w:pPr>
+        <w:ind w:firstLine="420"/>
+        <w:rPr>
+          <w:rFonts w:hint="eastAsia"/>
+        </w:rPr>
+      </w:pPr>
+      <w:r>
+        <w:rPr>
+          <w:rFonts w:hint="eastAsia"/>
+        </w:rPr>
+        <w:lastRenderedPageBreak/>
+        <w:t>基于</w:t>
+      </w:r>
+      <w:r>
+        <w:rPr>
+          <w:rFonts w:hint="eastAsia"/>
+        </w:rPr>
+        <w:t xml:space="preserve"> DM </w:t>
+      </w:r>
+      <w:r>
+        <w:rPr>
+          <w:rFonts w:hint="eastAsia"/>
+        </w:rPr>
+        <w:t>框架可以衍生出无数功能：</w:t>
+      </w:r>
+    </w:p>
+    <w:p>
+      <w:pPr>
+        <w:ind w:firstLine="420"/>
+        <w:rPr>
+          <w:rFonts w:hint="eastAsia"/>
+        </w:rPr>
+      </w:pPr>
+      <w:r>
+        <w:rPr>
+          <w:rFonts w:hint="eastAsia"/>
+        </w:rPr>
+        <w:t xml:space="preserve">- LVM </w:t>
+      </w:r>
+      <w:r>
+        <w:rPr>
+          <w:rFonts w:hint="eastAsia"/>
+        </w:rPr>
+        <w:t>逻辑卷</w:t>
+      </w:r>
+    </w:p>
+    <w:p>
+      <w:pPr>
+        <w:ind w:firstLine="420"/>
+        <w:rPr>
+          <w:rFonts w:hint="eastAsia"/>
+        </w:rPr>
+      </w:pPr>
+      <w:r>
+        <w:rPr>
+          <w:rFonts w:hint="eastAsia"/>
+        </w:rPr>
+        <w:t xml:space="preserve">- dm-crypt </w:t>
+      </w:r>
+      <w:r>
+        <w:rPr>
+          <w:rFonts w:hint="eastAsia"/>
+        </w:rPr>
+        <w:t>磁盘加密（</w:t>
+      </w:r>
+      <w:r>
+        <w:rPr>
+          <w:rFonts w:hint="eastAsia"/>
+        </w:rPr>
+        <w:t>LUKS</w:t>
+      </w:r>
+      <w:r>
+        <w:rPr>
+          <w:rFonts w:hint="eastAsia"/>
+        </w:rPr>
+        <w:t>）</w:t>
+      </w:r>
+    </w:p>
+    <w:p>
+      <w:pPr>
+        <w:ind w:firstLine="420"/>
+        <w:rPr>
+          <w:rFonts w:hint="eastAsia"/>
+        </w:rPr>
+      </w:pPr>
+      <w:r>
+        <w:rPr>
+          <w:rFonts w:hint="eastAsia"/>
+        </w:rPr>
+        <w:t xml:space="preserve">- dm-raid </w:t>
+      </w:r>
+      <w:r>
+        <w:rPr>
+          <w:rFonts w:hint="eastAsia"/>
+        </w:rPr>
+        <w:t>内核软</w:t>
+      </w:r>
+      <w:r>
+        <w:rPr>
+          <w:rFonts w:hint="eastAsia"/>
+        </w:rPr>
+        <w:t xml:space="preserve"> RAID</w:t>
+      </w:r>
+    </w:p>
+    <w:p>
+      <w:pPr>
+        <w:ind w:firstLine="420"/>
+        <w:rPr>
+          <w:rFonts w:hint="eastAsia"/>
+        </w:rPr>
+      </w:pPr>
+      <w:r>
+        <w:rPr>
+          <w:rFonts w:hint="eastAsia"/>
+        </w:rPr>
+        <w:t xml:space="preserve">- dm-snapshot </w:t>
+      </w:r>
+      <w:r>
+        <w:rPr>
+          <w:rFonts w:hint="eastAsia"/>
+        </w:rPr>
+        <w:t>快照</w:t>
+      </w:r>
+    </w:p>
+    <w:p>
+      <w:pPr>
+        <w:ind w:firstLine="420"/>
+        <w:rPr>
+          <w:rFonts w:hint="eastAsia"/>
+        </w:rPr>
+      </w:pPr>
+      <w:r>
+        <w:rPr>
+          <w:rFonts w:hint="eastAsia"/>
+        </w:rPr>
+        <w:t xml:space="preserve">- thin provisioning </w:t>
+      </w:r>
+      <w:r>
+        <w:rPr>
+          <w:rFonts w:hint="eastAsia"/>
+        </w:rPr>
+        <w:t>精简置备</w:t>
+      </w:r>
+    </w:p>
+    <w:p>
+      <w:pPr>
+        <w:ind w:firstLine="420"/>
+        <w:rPr>
+          <w:rFonts w:hint="eastAsia"/>
+        </w:rPr>
+      </w:pPr>
+      <w:r>
+        <w:rPr>
+          <w:rFonts w:hint="eastAsia"/>
+        </w:rPr>
+        <w:t>2</w:t>
+      </w:r>
+      <w:r>
+        <w:rPr>
+          <w:rFonts w:hint="eastAsia"/>
+        </w:rPr>
+        <w:t>、</w:t>
+      </w:r>
+      <w:r>
+        <w:rPr>
+          <w:rFonts w:hint="eastAsia"/>
+        </w:rPr>
+        <w:t xml:space="preserve">LVM </w:t>
+      </w:r>
+      <w:r>
+        <w:rPr>
+          <w:rFonts w:hint="eastAsia"/>
+        </w:rPr>
+        <w:t>是什么？</w:t>
+      </w:r>
+    </w:p>
+    <w:p>
+      <w:pPr>
+        <w:ind w:firstLine="420"/>
+        <w:rPr>
+          <w:rFonts w:hint="eastAsia"/>
+        </w:rPr>
+      </w:pPr>
+      <w:r>
+        <w:rPr>
+          <w:rFonts w:hint="eastAsia"/>
+        </w:rPr>
+        <w:t xml:space="preserve">Logical Volume Manager </w:t>
+      </w:r>
+      <w:r>
+        <w:rPr>
+          <w:rFonts w:hint="eastAsia"/>
+        </w:rPr>
+        <w:t>逻辑卷管理</w:t>
+      </w:r>
+    </w:p>
+    <w:p>
+      <w:pPr>
+        <w:ind w:firstLine="420"/>
+        <w:rPr>
+          <w:rFonts w:hint="eastAsia"/>
+        </w:rPr>
+      </w:pPr>
+      <w:r>
+        <w:rPr>
+          <w:rFonts w:hint="eastAsia"/>
+        </w:rPr>
+        <w:t>它</w:t>
+      </w:r>
+      <w:r>
+        <w:rPr>
+          <w:rFonts w:hint="eastAsia"/>
+          <w:color w:val="EE0000"/>
+        </w:rPr>
+        <w:t>利用</w:t>
+      </w:r>
+      <w:r>
+        <w:rPr>
+          <w:rFonts w:hint="eastAsia"/>
+          <w:color w:val="EE0000"/>
+        </w:rPr>
+        <w:t xml:space="preserve"> </w:t>
+      </w:r>
+      <w:proofErr w:type="spellStart"/>
+      <w:r>
+        <w:rPr>
+          <w:rFonts w:hint="eastAsia"/>
+          <w:color w:val="EE0000"/>
+        </w:rPr>
+        <w:t>DeviceMapper</w:t>
+      </w:r>
+      <w:proofErr w:type="spellEnd"/>
+      <w:r>
+        <w:rPr>
+          <w:rFonts w:hint="eastAsia"/>
+          <w:color w:val="EE0000"/>
+        </w:rPr>
+        <w:t xml:space="preserve"> </w:t>
+      </w:r>
+      <w:r>
+        <w:rPr>
+          <w:rFonts w:hint="eastAsia"/>
+          <w:color w:val="EE0000"/>
+        </w:rPr>
+        <w:t>的映射能力</w:t>
+      </w:r>
+      <w:r>
+        <w:rPr>
+          <w:rFonts w:hint="eastAsia"/>
+        </w:rPr>
+        <w:t>，实现：</w:t>
+      </w:r>
+    </w:p>
+    <w:p>
+      <w:pPr>
+        <w:ind w:firstLine="420"/>
+        <w:rPr>
+          <w:rFonts w:hint="eastAsia"/>
+        </w:rPr>
+      </w:pPr>
+      <w:r>
+        <w:rPr>
+          <w:rFonts w:hint="eastAsia"/>
+        </w:rPr>
+        <w:t>多硬盘合并、存储池、在线扩容、在线缩容、热加盘。</w:t>
+      </w:r>
+    </w:p>
+    <w:p>
+      <w:pPr>
+        <w:ind w:firstLine="420"/>
+        <w:rPr>
+          <w:rFonts w:hint="eastAsia"/>
+        </w:rPr>
+      </w:pPr>
+      <w:r>
+        <w:rPr>
+          <w:rFonts w:hint="eastAsia"/>
+          <w:color w:val="EE0000"/>
+        </w:rPr>
+        <w:t xml:space="preserve">LVM </w:t>
+      </w:r>
+      <w:r>
+        <w:rPr>
+          <w:rFonts w:hint="eastAsia"/>
+          <w:color w:val="EE0000"/>
+        </w:rPr>
+        <w:t>所有的</w:t>
+      </w:r>
+      <w:r>
+        <w:rPr>
+          <w:rFonts w:hint="eastAsia"/>
+          <w:color w:val="EE0000"/>
+        </w:rPr>
+        <w:t xml:space="preserve"> IO </w:t>
+      </w:r>
+      <w:r>
+        <w:rPr>
+          <w:rFonts w:hint="eastAsia"/>
+          <w:color w:val="EE0000"/>
+        </w:rPr>
+        <w:t>转发、设备虚拟、块映射，底层全靠</w:t>
+      </w:r>
+      <w:r>
+        <w:rPr>
+          <w:rFonts w:hint="eastAsia"/>
+          <w:color w:val="EE0000"/>
+        </w:rPr>
+        <w:t xml:space="preserve"> </w:t>
+      </w:r>
+      <w:proofErr w:type="spellStart"/>
+      <w:r>
+        <w:rPr>
+          <w:rFonts w:hint="eastAsia"/>
+          <w:color w:val="EE0000"/>
+        </w:rPr>
+        <w:t>DeviceMapper</w:t>
+      </w:r>
+      <w:proofErr w:type="spellEnd"/>
+      <w:r>
+        <w:rPr>
+          <w:rFonts w:hint="eastAsia"/>
+          <w:color w:val="EE0000"/>
+        </w:rPr>
+        <w:t xml:space="preserve"> </w:t>
+      </w:r>
+      <w:r>
+        <w:rPr>
+          <w:rFonts w:hint="eastAsia"/>
+          <w:color w:val="EE0000"/>
+        </w:rPr>
+        <w:t>干活</w:t>
+      </w:r>
+      <w:r>
+        <w:rPr>
+          <w:rFonts w:hint="eastAsia"/>
+        </w:rPr>
+        <w:t>。</w:t>
+      </w:r>
+    </w:p>
+    <w:p/>
+    <w:p>
+      <w:pPr>
+        <w:ind w:firstLine="420"/>
+        <w:rPr>
+          <w:rFonts w:hint="eastAsia"/>
+          <w:b/>
+          <w:bCs/>
+        </w:rPr>
+      </w:pPr>
+      <w:r>
+        <w:rPr>
+          <w:rFonts w:hint="eastAsia"/>
+          <w:b/>
+          <w:bCs/>
+        </w:rPr>
+        <w:t>在</w:t>
+      </w:r>
+      <w:r>
+        <w:rPr>
+          <w:rFonts w:hint="eastAsia"/>
+          <w:b/>
+          <w:bCs/>
+        </w:rPr>
+        <w:t xml:space="preserve"> Linux IO </w:t>
+      </w:r>
+      <w:proofErr w:type="gramStart"/>
+      <w:r>
+        <w:rPr>
+          <w:rFonts w:hint="eastAsia"/>
+          <w:b/>
+          <w:bCs/>
+        </w:rPr>
+        <w:t>栈</w:t>
+      </w:r>
+      <w:proofErr w:type="gramEnd"/>
+      <w:r>
+        <w:rPr>
+          <w:rFonts w:hint="eastAsia"/>
+          <w:b/>
+          <w:bCs/>
+        </w:rPr>
+        <w:t>里的位置关系</w:t>
+      </w:r>
+      <w:r>
+        <w:rPr>
+          <w:rFonts w:hint="eastAsia"/>
+          <w:b/>
+          <w:bCs/>
+        </w:rPr>
+        <w:t>：</w:t>
+      </w:r>
+    </w:p>
+    <w:p>
+      <w:pPr>
+        <w:ind w:leftChars="175" w:left="420"/>
+        <w:rPr>
+          <w:rFonts w:hint="eastAsia"/>
+        </w:rPr>
+      </w:pPr>
+      <w:r>
+        <w:rPr>
+          <w:rFonts w:hint="eastAsia"/>
+        </w:rPr>
+        <w:t>文件系统</w:t>
+      </w:r>
+      <w:r>
+        <w:rPr>
+          <w:rFonts w:hint="eastAsia"/>
+        </w:rPr>
+        <w:t>(ext4/</w:t>
+      </w:r>
+      <w:proofErr w:type="spellStart"/>
+      <w:r>
+        <w:rPr>
+          <w:rFonts w:hint="eastAsia"/>
+        </w:rPr>
+        <w:t>xfs</w:t>
+      </w:r>
+      <w:proofErr w:type="spellEnd"/>
+      <w:r>
+        <w:rPr>
+          <w:rFonts w:hint="eastAsia"/>
+        </w:rPr>
+        <w:t>)</w:t>
+      </w:r>
+    </w:p>
+    <w:p>
+      <w:pPr>
+        <w:ind w:leftChars="175" w:left="420"/>
+        <w:rPr>
+          <w:rFonts w:hint="eastAsia"/>
+        </w:rPr>
+      </w:pPr>
+      <w:r>
+        <w:rPr>
+          <w:rFonts w:hint="eastAsia"/>
+        </w:rPr>
+        <w:t xml:space="preserve">        </w:t>
+      </w:r>
+      <w:r>
+        <w:rPr>
+          <w:rFonts w:hint="eastAsia"/>
+        </w:rPr>
+        <w:t>↓</w:t>
+      </w:r>
+    </w:p>
+    <w:p>
+      <w:pPr>
+        <w:ind w:leftChars="175" w:left="420"/>
+        <w:rPr>
+          <w:rFonts w:hint="eastAsia"/>
+        </w:rPr>
+      </w:pPr>
+      <w:r>
+        <w:rPr>
+          <w:rFonts w:hint="eastAsia"/>
+        </w:rPr>
+        <w:t>【</w:t>
+      </w:r>
+      <w:r>
+        <w:rPr>
+          <w:rFonts w:hint="eastAsia"/>
+        </w:rPr>
+        <w:t xml:space="preserve">LVM </w:t>
+      </w:r>
+      <w:r>
+        <w:rPr>
+          <w:rFonts w:hint="eastAsia"/>
+        </w:rPr>
+        <w:t>逻辑卷】</w:t>
+      </w:r>
+      <w:r>
+        <w:rPr>
+          <w:rFonts w:hint="eastAsia"/>
+        </w:rPr>
+        <w:t xml:space="preserve">  </w:t>
+      </w:r>
+      <w:r>
+        <w:rPr>
+          <w:rFonts w:hint="eastAsia"/>
+        </w:rPr>
+        <w:t>←</w:t>
+      </w:r>
+      <w:r>
+        <w:rPr>
+          <w:rFonts w:hint="eastAsia"/>
+        </w:rPr>
+        <w:t xml:space="preserve"> </w:t>
+      </w:r>
+      <w:r>
+        <w:rPr>
+          <w:rFonts w:hint="eastAsia"/>
+        </w:rPr>
+        <w:t>业务功能</w:t>
+      </w:r>
+    </w:p>
+    <w:p>
+      <w:pPr>
+        <w:ind w:leftChars="175" w:left="420"/>
+        <w:rPr>
+          <w:rFonts w:hint="eastAsia"/>
+        </w:rPr>
+      </w:pPr>
+      <w:r>
+        <w:rPr>
+          <w:rFonts w:hint="eastAsia"/>
+        </w:rPr>
+        <w:t xml:space="preserve">        </w:t>
+      </w:r>
+      <w:r>
+        <w:rPr>
+          <w:rFonts w:hint="eastAsia"/>
+        </w:rPr>
+        <w:t>↓</w:t>
+      </w:r>
+    </w:p>
+    <w:p>
+      <w:pPr>
+        <w:ind w:leftChars="175" w:left="420"/>
+        <w:rPr>
+          <w:rFonts w:hint="eastAsia"/>
+        </w:rPr>
+      </w:pPr>
+      <w:r>
+        <w:rPr>
+          <w:rFonts w:hint="eastAsia"/>
+        </w:rPr>
+        <w:t>【</w:t>
+      </w:r>
+      <w:proofErr w:type="spellStart"/>
+      <w:r>
+        <w:rPr>
+          <w:rFonts w:hint="eastAsia"/>
+        </w:rPr>
+        <w:t>DeviceMapper</w:t>
+      </w:r>
+      <w:proofErr w:type="spellEnd"/>
+      <w:r>
+        <w:rPr>
+          <w:rFonts w:hint="eastAsia"/>
+        </w:rPr>
+        <w:t xml:space="preserve"> </w:t>
+      </w:r>
+      <w:r>
+        <w:rPr>
+          <w:rFonts w:hint="eastAsia"/>
+        </w:rPr>
+        <w:t>映射框架】</w:t>
+      </w:r>
+      <w:r>
+        <w:rPr>
+          <w:rFonts w:hint="eastAsia"/>
+        </w:rPr>
+        <w:t xml:space="preserve"> </w:t>
+      </w:r>
+      <w:r>
+        <w:rPr>
+          <w:rFonts w:hint="eastAsia"/>
+        </w:rPr>
+        <w:t>←</w:t>
+      </w:r>
+      <w:r>
+        <w:rPr>
+          <w:rFonts w:hint="eastAsia"/>
+        </w:rPr>
+        <w:t xml:space="preserve"> </w:t>
+      </w:r>
+      <w:r>
+        <w:rPr>
+          <w:rFonts w:hint="eastAsia"/>
+        </w:rPr>
+        <w:t>底层内核驱动</w:t>
+      </w:r>
+    </w:p>
+    <w:p>
+      <w:pPr>
+        <w:ind w:leftChars="175" w:left="420"/>
+        <w:rPr>
+          <w:rFonts w:hint="eastAsia"/>
+        </w:rPr>
+      </w:pPr>
+      <w:r>
+        <w:rPr>
+          <w:rFonts w:hint="eastAsia"/>
+        </w:rPr>
+        <w:t xml:space="preserve">        </w:t>
+      </w:r>
+      <w:r>
+        <w:rPr>
+          <w:rFonts w:hint="eastAsia"/>
+        </w:rPr>
+        <w:t>↓</w:t>
+      </w:r>
+    </w:p>
+    <w:p>
+      <w:pPr>
+        <w:ind w:leftChars="175" w:left="420"/>
+        <w:rPr>
+          <w:rFonts w:hint="eastAsia"/>
+        </w:rPr>
+      </w:pPr>
+      <w:r>
+        <w:rPr>
+          <w:rFonts w:hint="eastAsia"/>
+        </w:rPr>
+        <w:t>原生</w:t>
+      </w:r>
+      <w:proofErr w:type="gramStart"/>
+      <w:r>
+        <w:rPr>
+          <w:rFonts w:hint="eastAsia"/>
+        </w:rPr>
+        <w:t>块设备</w:t>
+      </w:r>
+      <w:proofErr w:type="gramEnd"/>
+      <w:r>
+        <w:rPr>
+          <w:rFonts w:hint="eastAsia"/>
+        </w:rPr>
+        <w:t xml:space="preserve"> /dev/</w:t>
+      </w:r>
+      <w:proofErr w:type="spellStart"/>
+      <w:r>
+        <w:rPr>
+          <w:rFonts w:hint="eastAsia"/>
+        </w:rPr>
+        <w:t>sda</w:t>
+      </w:r>
+      <w:proofErr w:type="spellEnd"/>
+    </w:p>
+    <w:p>
+      <w:pPr>
+        <w:ind w:firstLine="420"/>
+        <w:rPr>
+          <w:rFonts w:hint="eastAsia"/>
+        </w:rPr>
+      </w:pPr>
+      <w:r>
+        <w:rPr>
+          <w:rFonts w:hint="eastAsia"/>
+          <w:color w:val="EE0000"/>
+        </w:rPr>
+        <w:t>上层用</w:t>
+      </w:r>
+      <w:r>
+        <w:rPr>
+          <w:rFonts w:hint="eastAsia"/>
+          <w:color w:val="EE0000"/>
+        </w:rPr>
+        <w:t xml:space="preserve"> LVM</w:t>
+      </w:r>
+      <w:r>
+        <w:rPr>
+          <w:rFonts w:hint="eastAsia"/>
+          <w:color w:val="EE0000"/>
+        </w:rPr>
+        <w:t>，下层全走</w:t>
+      </w:r>
+      <w:r>
+        <w:rPr>
+          <w:rFonts w:hint="eastAsia"/>
+          <w:color w:val="EE0000"/>
+        </w:rPr>
+        <w:t xml:space="preserve"> DM </w:t>
+      </w:r>
+      <w:r>
+        <w:rPr>
+          <w:rFonts w:hint="eastAsia"/>
+          <w:color w:val="EE0000"/>
+        </w:rPr>
+        <w:t>转发</w:t>
+      </w:r>
+      <w:r>
+        <w:rPr>
+          <w:rFonts w:hint="eastAsia"/>
+        </w:rPr>
+        <w:t>。</w:t>
+      </w:r>
+    </w:p>
+    <w:p>
+      <w:pPr>
+        <w:ind w:firstLine="420"/>
+        <w:rPr>
+          <w:rFonts w:hint="eastAsia"/>
+        </w:rPr>
+      </w:pPr>
+      <w:r>
+        <w:rPr>
+          <w:rFonts w:hint="eastAsia"/>
+        </w:rPr>
+        <w:t>形象比喻</w:t>
+      </w:r>
+      <w:r>
+        <w:rPr>
+          <w:rFonts w:hint="eastAsia"/>
+        </w:rPr>
+        <w:t>：</w:t>
+      </w:r>
+    </w:p>
+    <w:p>
+      <w:pPr>
+        <w:ind w:firstLine="420"/>
+        <w:rPr>
+          <w:rFonts w:hint="eastAsia"/>
+        </w:rPr>
+      </w:pPr>
+      <w:r>
+        <w:rPr>
+          <w:rFonts w:hint="eastAsia"/>
+        </w:rPr>
+        <w:t xml:space="preserve">- </w:t>
+      </w:r>
+      <w:proofErr w:type="spellStart"/>
+      <w:r>
+        <w:rPr>
+          <w:rFonts w:hint="eastAsia"/>
+        </w:rPr>
+        <w:t>DeviceMapper</w:t>
+      </w:r>
+      <w:proofErr w:type="spellEnd"/>
+      <w:r>
+        <w:rPr>
+          <w:rFonts w:hint="eastAsia"/>
+        </w:rPr>
+        <w:t xml:space="preserve"> = </w:t>
+      </w:r>
+      <w:r>
+        <w:rPr>
+          <w:rFonts w:hint="eastAsia"/>
+        </w:rPr>
+        <w:t>水管转接器（通用底座）</w:t>
+      </w:r>
+    </w:p>
+    <w:p>
+      <w:pPr>
+        <w:ind w:firstLine="420"/>
+        <w:rPr>
+          <w:rFonts w:hint="eastAsia"/>
+        </w:rPr>
+      </w:pPr>
+      <w:r>
+        <w:rPr>
+          <w:rFonts w:hint="eastAsia"/>
+        </w:rPr>
+        <w:t xml:space="preserve">- LVM = </w:t>
+      </w:r>
+      <w:r>
+        <w:rPr>
+          <w:rFonts w:hint="eastAsia"/>
+        </w:rPr>
+        <w:t>装在转接器上的分水阀、蓄水池功能</w:t>
+      </w:r>
+    </w:p>
+    <w:p>
+      <w:pPr>
+        <w:ind w:firstLine="420"/>
+        <w:rPr>
+          <w:rFonts w:hint="eastAsia"/>
+        </w:rPr>
+      </w:pPr>
+      <w:r>
+        <w:rPr>
+          <w:rFonts w:hint="eastAsia"/>
+        </w:rPr>
+        <w:t>没有转接器，分水阀装不上；</w:t>
+      </w:r>
+    </w:p>
+    <w:p>
+      <w:pPr>
+        <w:ind w:firstLine="420"/>
+        <w:rPr>
+          <w:rFonts w:hint="eastAsia"/>
+        </w:rPr>
+      </w:pPr>
+      <w:r>
+        <w:rPr>
+          <w:rFonts w:hint="eastAsia"/>
+        </w:rPr>
+        <w:t>转接器本身不分水，只负责管道连通转发。</w:t>
+      </w:r>
+    </w:p>
+    <w:p/>
+    <w:p>
+      <w:pPr>
+        <w:ind w:firstLine="420"/>
+        <w:rPr>
+          <w:rFonts w:hint="eastAsia"/>
+          <w:b/>
+          <w:bCs/>
+        </w:rPr>
+      </w:pPr>
+      <w:r>
+        <w:rPr>
+          <w:rFonts w:hint="eastAsia"/>
+          <w:b/>
+          <w:bCs/>
+        </w:rPr>
+        <w:t>补充</w:t>
+      </w:r>
+      <w:r>
+        <w:rPr>
+          <w:rFonts w:hint="eastAsia"/>
+          <w:b/>
+          <w:bCs/>
+        </w:rPr>
+        <w:t>：</w:t>
+      </w:r>
+    </w:p>
+    <w:p>
+      <w:pPr>
+        <w:ind w:firstLine="420"/>
+        <w:rPr>
+          <w:rFonts w:hint="eastAsia"/>
+        </w:rPr>
+      </w:pPr>
+      <w:r>
+        <w:rPr>
+          <w:rFonts w:hint="eastAsia"/>
+        </w:rPr>
+        <w:t>1</w:t>
+      </w:r>
+      <w:r>
+        <w:rPr>
+          <w:rFonts w:hint="eastAsia"/>
+        </w:rPr>
+        <w:t>、</w:t>
+      </w:r>
+      <w:r>
+        <w:rPr>
+          <w:rFonts w:hint="eastAsia"/>
+        </w:rPr>
+        <w:t>早期内核有</w:t>
+      </w:r>
+      <w:r>
+        <w:rPr>
+          <w:rFonts w:hint="eastAsia"/>
+        </w:rPr>
+        <w:t>LVM1</w:t>
+      </w:r>
+      <w:r>
+        <w:rPr>
+          <w:rFonts w:hint="eastAsia"/>
+        </w:rPr>
+        <w:t>，独立实现，不依赖</w:t>
+      </w:r>
+      <w:r>
+        <w:rPr>
+          <w:rFonts w:hint="eastAsia"/>
+        </w:rPr>
+        <w:t xml:space="preserve"> </w:t>
+      </w:r>
+      <w:proofErr w:type="spellStart"/>
+      <w:r>
+        <w:rPr>
+          <w:rFonts w:hint="eastAsia"/>
+        </w:rPr>
+        <w:t>DeviceMapper</w:t>
+      </w:r>
+      <w:proofErr w:type="spellEnd"/>
+    </w:p>
+    <w:p>
+      <w:pPr>
+        <w:ind w:firstLine="420"/>
+        <w:rPr>
+          <w:rFonts w:hint="eastAsia"/>
+        </w:rPr>
+      </w:pPr>
+      <w:r>
+        <w:rPr>
+          <w:rFonts w:hint="eastAsia"/>
+        </w:rPr>
+        <w:lastRenderedPageBreak/>
+        <w:t>2</w:t>
+      </w:r>
+      <w:r>
+        <w:rPr>
+          <w:rFonts w:hint="eastAsia"/>
+        </w:rPr>
+        <w:t>、</w:t>
+      </w:r>
+      <w:r>
+        <w:rPr>
+          <w:rFonts w:hint="eastAsia"/>
+        </w:rPr>
+        <w:t>现代</w:t>
+      </w:r>
+      <w:r>
+        <w:rPr>
+          <w:rFonts w:hint="eastAsia"/>
+        </w:rPr>
+        <w:t xml:space="preserve"> Linux</w:t>
+      </w:r>
+      <w:r>
+        <w:rPr>
+          <w:rFonts w:hint="eastAsia"/>
+        </w:rPr>
+        <w:t>（</w:t>
+      </w:r>
+      <w:r>
+        <w:rPr>
+          <w:rFonts w:hint="eastAsia"/>
+        </w:rPr>
+        <w:t xml:space="preserve">2.6 </w:t>
+      </w:r>
+      <w:r>
+        <w:rPr>
+          <w:rFonts w:hint="eastAsia"/>
+        </w:rPr>
+        <w:t>之后）全部是</w:t>
+      </w:r>
+      <w:r>
+        <w:rPr>
+          <w:rFonts w:hint="eastAsia"/>
+        </w:rPr>
+        <w:t>LVM2</w:t>
+      </w:r>
+    </w:p>
+    <w:p>
+      <w:pPr>
+        <w:ind w:firstLine="420"/>
+        <w:rPr>
+          <w:rFonts w:hint="eastAsia"/>
+        </w:rPr>
+      </w:pPr>
+      <w:r>
+        <w:rPr>
+          <w:rFonts w:hint="eastAsia"/>
+        </w:rPr>
+        <w:t xml:space="preserve">LVM2 = </w:t>
+      </w:r>
+      <w:r>
+        <w:rPr>
+          <w:rFonts w:hint="eastAsia"/>
+        </w:rPr>
+        <w:t>完全构建在</w:t>
+      </w:r>
+      <w:r>
+        <w:rPr>
+          <w:rFonts w:hint="eastAsia"/>
+        </w:rPr>
+        <w:t xml:space="preserve"> </w:t>
+      </w:r>
+      <w:proofErr w:type="spellStart"/>
+      <w:r>
+        <w:rPr>
+          <w:rFonts w:hint="eastAsia"/>
+        </w:rPr>
+        <w:t>DeviceMapper</w:t>
+      </w:r>
+      <w:proofErr w:type="spellEnd"/>
+      <w:r>
+        <w:rPr>
+          <w:rFonts w:hint="eastAsia"/>
+        </w:rPr>
+        <w:t xml:space="preserve"> </w:t>
+      </w:r>
+      <w:r>
+        <w:rPr>
+          <w:rFonts w:hint="eastAsia"/>
+        </w:rPr>
+        <w:t>之上</w:t>
+      </w:r>
+    </w:p>
+    <w:p>
+      <w:pPr>
+        <w:ind w:firstLine="420"/>
+        <w:rPr>
+          <w:rFonts w:hint="eastAsia"/>
+        </w:rPr>
+      </w:pPr>
+      <w:r>
+        <w:rPr>
+          <w:rFonts w:hint="eastAsia"/>
+        </w:rPr>
+        <w:t>3</w:t>
+      </w:r>
+      <w:r>
+        <w:rPr>
+          <w:rFonts w:hint="eastAsia"/>
+        </w:rPr>
+        <w:t>、</w:t>
+      </w:r>
+      <w:r>
+        <w:rPr>
+          <w:rFonts w:hint="eastAsia"/>
+        </w:rPr>
+        <w:t>现在服务器、云主机默认</w:t>
+      </w:r>
+      <w:r>
+        <w:rPr>
+          <w:rFonts w:hint="eastAsia"/>
+        </w:rPr>
+        <w:t xml:space="preserve"> LVM </w:t>
+      </w:r>
+      <w:r>
+        <w:rPr>
+          <w:rFonts w:hint="eastAsia"/>
+        </w:rPr>
+        <w:t>全是</w:t>
+      </w:r>
+      <w:r>
+        <w:rPr>
+          <w:rFonts w:hint="eastAsia"/>
+        </w:rPr>
+        <w:t xml:space="preserve"> DM </w:t>
+      </w:r>
+      <w:r>
+        <w:rPr>
+          <w:rFonts w:hint="eastAsia"/>
+        </w:rPr>
+        <w:t>版</w:t>
+      </w:r>
+    </w:p>
+    <w:p>
+      <w:pPr>
+        <w:pStyle w:val="1"/>
+      </w:pPr>
+      <w:r>
+        <w:rPr>
+          <w:rFonts w:hint="eastAsia"/>
+        </w:rPr>
+        <w:t>原理</w:t>
+      </w:r>
+    </w:p>
+    <w:p>
+      <w:pPr>
+        <w:pStyle w:val="2"/>
+        <w:rPr>
+          <w:rFonts w:hint="eastAsia"/>
+        </w:rPr>
+      </w:pPr>
+      <w:r>
+        <w:rPr>
+          <w:rFonts w:hint="eastAsia"/>
+        </w:rPr>
+        <w:t>核心模型</w:t>
+      </w:r>
+    </w:p>
+    <w:p>
+      <w:pPr>
+        <w:ind w:firstLine="420"/>
+        <w:rPr>
+          <w:rFonts w:hint="eastAsia"/>
+        </w:rPr>
+      </w:pPr>
+      <w:r>
+        <w:rPr>
+          <w:rFonts w:hint="eastAsia"/>
+        </w:rPr>
+        <w:t>三层结构：</w:t>
+      </w:r>
+    </w:p>
+    <w:p>
+      <w:pPr>
+        <w:ind w:firstLine="420"/>
+        <w:rPr>
+          <w:rFonts w:hint="eastAsia"/>
+        </w:rPr>
+      </w:pPr>
+      <w:r>
+        <w:rPr>
+          <w:rFonts w:hint="eastAsia"/>
+        </w:rPr>
+        <w:t>1</w:t>
+      </w:r>
+      <w:r>
+        <w:rPr>
+          <w:rFonts w:hint="eastAsia"/>
+        </w:rPr>
+        <w:t>、</w:t>
+      </w:r>
+      <w:r>
+        <w:rPr>
+          <w:rFonts w:hint="eastAsia"/>
+        </w:rPr>
+        <w:t>上层虚拟设备（</w:t>
+      </w:r>
+      <w:r>
+        <w:rPr>
+          <w:rFonts w:hint="eastAsia"/>
+        </w:rPr>
+        <w:t>/dev/mapper/xxx</w:t>
+      </w:r>
+      <w:r>
+        <w:rPr>
+          <w:rFonts w:hint="eastAsia"/>
+        </w:rPr>
+        <w:t>）</w:t>
+      </w:r>
+    </w:p>
+    <w:p>
+      <w:pPr>
+        <w:ind w:firstLine="420"/>
+        <w:rPr>
+          <w:rFonts w:hint="eastAsia"/>
+        </w:rPr>
+      </w:pPr>
+      <w:r>
+        <w:rPr>
+          <w:rFonts w:hint="eastAsia"/>
+        </w:rPr>
+        <w:t>文件系统、</w:t>
+      </w:r>
+      <w:r>
+        <w:rPr>
+          <w:rFonts w:hint="eastAsia"/>
+        </w:rPr>
+        <w:t xml:space="preserve">LVM </w:t>
+      </w:r>
+      <w:r>
+        <w:rPr>
+          <w:rFonts w:hint="eastAsia"/>
+        </w:rPr>
+        <w:t>看到的块设备</w:t>
+      </w:r>
+    </w:p>
+    <w:p>
+      <w:pPr>
+        <w:ind w:firstLine="420"/>
+        <w:rPr>
+          <w:rFonts w:hint="eastAsia"/>
+        </w:rPr>
+      </w:pPr>
+      <w:r>
+        <w:rPr>
+          <w:rFonts w:hint="eastAsia"/>
+        </w:rPr>
+        <w:t>2</w:t>
+      </w:r>
+      <w:r>
+        <w:rPr>
+          <w:rFonts w:hint="eastAsia"/>
+        </w:rPr>
+        <w:t>、</w:t>
+      </w:r>
+      <w:r>
+        <w:rPr>
+          <w:rFonts w:hint="eastAsia"/>
+        </w:rPr>
+        <w:t xml:space="preserve">DM </w:t>
+      </w:r>
+      <w:r>
+        <w:rPr>
+          <w:rFonts w:hint="eastAsia"/>
+        </w:rPr>
+        <w:t>映射规则（</w:t>
+      </w:r>
+      <w:r>
+        <w:rPr>
+          <w:rFonts w:hint="eastAsia"/>
+        </w:rPr>
+        <w:t>Target</w:t>
+      </w:r>
+      <w:r>
+        <w:rPr>
+          <w:rFonts w:hint="eastAsia"/>
+        </w:rPr>
+        <w:t>）</w:t>
+      </w:r>
+    </w:p>
+    <w:p>
+      <w:pPr>
+        <w:ind w:firstLine="420"/>
+        <w:rPr>
+          <w:rFonts w:hint="eastAsia"/>
+        </w:rPr>
+      </w:pPr>
+      <w:r>
+        <w:rPr>
+          <w:rFonts w:hint="eastAsia"/>
+        </w:rPr>
+        <w:t xml:space="preserve">IO </w:t>
+      </w:r>
+      <w:r>
+        <w:rPr>
+          <w:rFonts w:hint="eastAsia"/>
+        </w:rPr>
+        <w:t>转发逻辑、偏移映射、多设备聚合规则</w:t>
+      </w:r>
+    </w:p>
+    <w:p>
+      <w:pPr>
+        <w:ind w:firstLine="420"/>
+        <w:rPr>
+          <w:rFonts w:hint="eastAsia"/>
+        </w:rPr>
+      </w:pPr>
+      <w:r>
+        <w:rPr>
+          <w:rFonts w:hint="eastAsia"/>
+        </w:rPr>
+        <w:t>3</w:t>
+      </w:r>
+      <w:r>
+        <w:rPr>
+          <w:rFonts w:hint="eastAsia"/>
+        </w:rPr>
+        <w:t>、</w:t>
+      </w:r>
+      <w:r>
+        <w:rPr>
+          <w:rFonts w:hint="eastAsia"/>
+        </w:rPr>
+        <w:t>底层真实块设备</w:t>
+      </w:r>
+    </w:p>
+    <w:p>
+      <w:pPr>
+        <w:ind w:firstLine="420"/>
+        <w:rPr>
+          <w:rFonts w:hint="eastAsia"/>
+        </w:rPr>
+      </w:pPr>
+      <w:r>
+        <w:rPr>
+          <w:rFonts w:hint="eastAsia"/>
+        </w:rPr>
+        <w:t>/dev/</w:t>
+      </w:r>
+      <w:proofErr w:type="spellStart"/>
+      <w:r>
+        <w:rPr>
+          <w:rFonts w:hint="eastAsia"/>
+        </w:rPr>
+        <w:t>sda</w:t>
+      </w:r>
+      <w:proofErr w:type="spellEnd"/>
+      <w:r>
+        <w:rPr>
+          <w:rFonts w:hint="eastAsia"/>
+        </w:rPr>
+        <w:t>、</w:t>
+      </w:r>
+      <w:r>
+        <w:rPr>
+          <w:rFonts w:hint="eastAsia"/>
+        </w:rPr>
+        <w:t xml:space="preserve">/dev/nvme0n1 </w:t>
+      </w:r>
+      <w:r>
+        <w:rPr>
+          <w:rFonts w:hint="eastAsia"/>
+        </w:rPr>
+        <w:t>原始物理盘</w:t>
+      </w:r>
+    </w:p>
+    <w:p>
+      <w:pPr>
+        <w:pStyle w:val="2"/>
+        <w:rPr>
+          <w:rFonts w:hint="eastAsia"/>
+        </w:rPr>
+      </w:pPr>
+      <w:r>
+        <w:rPr>
+          <w:rFonts w:hint="eastAsia"/>
+        </w:rPr>
+        <w:t xml:space="preserve">IO </w:t>
+      </w:r>
+      <w:r>
+        <w:rPr>
+          <w:rFonts w:hint="eastAsia"/>
+        </w:rPr>
+        <w:t>流转原理</w:t>
+      </w:r>
+    </w:p>
+    <w:p>
+      <w:pPr>
+        <w:ind w:firstLine="420"/>
+        <w:rPr>
+          <w:rFonts w:hint="eastAsia"/>
+        </w:rPr>
+      </w:pPr>
+      <w:r>
+        <w:rPr>
+          <w:rFonts w:hint="eastAsia"/>
+        </w:rPr>
+        <w:t>1</w:t>
+      </w:r>
+      <w:r>
+        <w:rPr>
+          <w:rFonts w:hint="eastAsia"/>
+        </w:rPr>
+        <w:t>、</w:t>
+      </w:r>
+      <w:r>
+        <w:rPr>
+          <w:rFonts w:hint="eastAsia"/>
+        </w:rPr>
+        <w:t>上层（文件系统</w:t>
+      </w:r>
+      <w:r>
+        <w:rPr>
+          <w:rFonts w:hint="eastAsia"/>
+        </w:rPr>
+        <w:t>/LVM</w:t>
+      </w:r>
+      <w:r>
+        <w:rPr>
+          <w:rFonts w:hint="eastAsia"/>
+        </w:rPr>
+        <w:t>）下发块</w:t>
+      </w:r>
+      <w:r>
+        <w:rPr>
+          <w:rFonts w:hint="eastAsia"/>
+        </w:rPr>
+        <w:t xml:space="preserve"> IO </w:t>
+      </w:r>
+      <w:r>
+        <w:rPr>
+          <w:rFonts w:hint="eastAsia"/>
+        </w:rPr>
+        <w:t>请求</w:t>
+      </w:r>
+    </w:p>
+    <w:p>
+      <w:pPr>
+        <w:ind w:firstLine="420"/>
+        <w:rPr>
+          <w:rFonts w:hint="eastAsia"/>
+        </w:rPr>
+      </w:pPr>
+      <w:r>
+        <w:rPr>
+          <w:rFonts w:hint="eastAsia"/>
+        </w:rPr>
+        <w:t>2</w:t>
+      </w:r>
+      <w:r>
+        <w:rPr>
+          <w:rFonts w:hint="eastAsia"/>
+        </w:rPr>
+        <w:t>、</w:t>
+      </w:r>
+      <w:r>
+        <w:rPr>
+          <w:rFonts w:hint="eastAsia"/>
+        </w:rPr>
+        <w:t>请求进入</w:t>
+      </w:r>
+      <w:r>
+        <w:rPr>
+          <w:rFonts w:hint="eastAsia"/>
+        </w:rPr>
+        <w:t xml:space="preserve"> </w:t>
+      </w:r>
+      <w:proofErr w:type="spellStart"/>
+      <w:r>
+        <w:rPr>
+          <w:rFonts w:hint="eastAsia"/>
+        </w:rPr>
+        <w:t>DeviceMapper</w:t>
+      </w:r>
+      <w:proofErr w:type="spellEnd"/>
+      <w:r>
+        <w:rPr>
+          <w:rFonts w:hint="eastAsia"/>
+        </w:rPr>
+        <w:t xml:space="preserve"> </w:t>
+      </w:r>
+      <w:r>
+        <w:rPr>
+          <w:rFonts w:hint="eastAsia"/>
+        </w:rPr>
+        <w:t>虚拟设备</w:t>
+      </w:r>
+    </w:p>
+    <w:p>
+      <w:pPr>
+        <w:ind w:firstLine="420"/>
+        <w:rPr>
+          <w:rFonts w:hint="eastAsia"/>
+        </w:rPr>
+      </w:pPr>
+      <w:r>
+        <w:rPr>
+          <w:rFonts w:hint="eastAsia"/>
+        </w:rPr>
+        <w:t>3</w:t>
+      </w:r>
+      <w:r>
+        <w:rPr>
+          <w:rFonts w:hint="eastAsia"/>
+        </w:rPr>
+        <w:t>、</w:t>
+      </w:r>
+      <w:r>
+        <w:rPr>
+          <w:rFonts w:hint="eastAsia"/>
+        </w:rPr>
+        <w:t xml:space="preserve">DM </w:t>
+      </w:r>
+      <w:r>
+        <w:rPr>
+          <w:rFonts w:hint="eastAsia"/>
+        </w:rPr>
+        <w:t>根据预设</w:t>
+      </w:r>
+      <w:r>
+        <w:rPr>
+          <w:rFonts w:hint="eastAsia"/>
+          <w:color w:val="EE0000"/>
+        </w:rPr>
+        <w:t>映射表</w:t>
+      </w:r>
+      <w:r>
+        <w:rPr>
+          <w:rFonts w:hint="eastAsia"/>
+        </w:rPr>
+        <w:t>，计算数据对应的底层物理块位置</w:t>
+      </w:r>
+    </w:p>
+    <w:p>
+      <w:pPr>
+        <w:ind w:firstLine="420"/>
+        <w:rPr>
+          <w:rFonts w:hint="eastAsia"/>
+        </w:rPr>
+      </w:pPr>
+      <w:r>
+        <w:rPr>
+          <w:rFonts w:hint="eastAsia"/>
+        </w:rPr>
+        <w:t>4</w:t>
+      </w:r>
+      <w:r>
+        <w:rPr>
+          <w:rFonts w:hint="eastAsia"/>
+        </w:rPr>
+        <w:t>、</w:t>
+      </w:r>
+      <w:r>
+        <w:rPr>
+          <w:rFonts w:hint="eastAsia"/>
+        </w:rPr>
+        <w:t>将</w:t>
+      </w:r>
+      <w:r>
+        <w:rPr>
+          <w:rFonts w:hint="eastAsia"/>
+        </w:rPr>
+        <w:t xml:space="preserve"> IO </w:t>
+      </w:r>
+      <w:r>
+        <w:rPr>
+          <w:rFonts w:hint="eastAsia"/>
+          <w:color w:val="EE0000"/>
+        </w:rPr>
+        <w:t>转发重定向</w:t>
+      </w:r>
+      <w:r>
+        <w:rPr>
+          <w:rFonts w:hint="eastAsia"/>
+        </w:rPr>
+        <w:t>到真实硬盘设备</w:t>
+      </w:r>
+    </w:p>
+    <w:p>
+      <w:pPr>
+        <w:ind w:firstLine="420"/>
+        <w:rPr>
+          <w:rFonts w:hint="eastAsia"/>
+        </w:rPr>
+      </w:pPr>
+      <w:r>
+        <w:rPr>
+          <w:rFonts w:hint="eastAsia"/>
+        </w:rPr>
+        <w:t>4</w:t>
+      </w:r>
+      <w:r>
+        <w:rPr>
+          <w:rFonts w:hint="eastAsia"/>
+        </w:rPr>
+        <w:t>、</w:t>
+      </w:r>
+      <w:r>
+        <w:rPr>
+          <w:rFonts w:hint="eastAsia"/>
+        </w:rPr>
+        <w:t>硬盘返回数据后，</w:t>
+      </w:r>
+      <w:r>
+        <w:rPr>
+          <w:rFonts w:hint="eastAsia"/>
+        </w:rPr>
+        <w:t xml:space="preserve">DM </w:t>
+      </w:r>
+      <w:r>
+        <w:rPr>
+          <w:rFonts w:hint="eastAsia"/>
+        </w:rPr>
+        <w:t>原路回传给上层</w:t>
+      </w:r>
+    </w:p>
+    <w:p>
+      <w:pPr>
+        <w:ind w:firstLine="420"/>
+        <w:rPr>
+          <w:rFonts w:hint="eastAsia"/>
+        </w:rPr>
+      </w:pPr>
+      <w:r>
+        <w:rPr>
+          <w:rFonts w:hint="eastAsia"/>
+        </w:rPr>
+        <w:t>全程对上层</w:t>
+      </w:r>
+      <w:r>
+        <w:rPr>
+          <w:rFonts w:hint="eastAsia"/>
+          <w:color w:val="EE0000"/>
+        </w:rPr>
+        <w:t>完全透明</w:t>
+      </w:r>
+      <w:r>
+        <w:rPr>
+          <w:rFonts w:hint="eastAsia"/>
+        </w:rPr>
+        <w:t>，上层感知不到</w:t>
+      </w:r>
+      <w:r>
+        <w:rPr>
+          <w:rFonts w:hint="eastAsia"/>
+        </w:rPr>
+        <w:t xml:space="preserve"> DM </w:t>
+      </w:r>
+      <w:r>
+        <w:rPr>
+          <w:rFonts w:hint="eastAsia"/>
+        </w:rPr>
+        <w:t>的存在，只以为自己在操作普通块设备。</w:t>
+      </w:r>
+    </w:p>
+    <w:p>
+      <w:pPr>
+        <w:pStyle w:val="2"/>
+        <w:rPr>
+          <w:rFonts w:hint="eastAsia"/>
+        </w:rPr>
+      </w:pPr>
+      <w:r>
+        <w:rPr>
+          <w:rFonts w:hint="eastAsia"/>
+        </w:rPr>
+        <w:t xml:space="preserve">Target </w:t>
+      </w:r>
+      <w:r>
+        <w:rPr>
+          <w:rFonts w:hint="eastAsia"/>
+        </w:rPr>
+        <w:t>插件机制（</w:t>
+      </w:r>
+      <w:r>
+        <w:rPr>
+          <w:rFonts w:hint="eastAsia"/>
+        </w:rPr>
+        <w:t xml:space="preserve">DM </w:t>
+      </w:r>
+      <w:r>
+        <w:rPr>
+          <w:rFonts w:hint="eastAsia"/>
+        </w:rPr>
+        <w:t>灵魂）</w:t>
+      </w:r>
+    </w:p>
+    <w:p>
+      <w:pPr>
+        <w:ind w:firstLine="420"/>
+        <w:rPr>
+          <w:rFonts w:hint="eastAsia"/>
+        </w:rPr>
+      </w:pPr>
+      <w:r>
+        <w:rPr>
+          <w:rFonts w:hint="eastAsia"/>
+        </w:rPr>
+        <w:t xml:space="preserve">DM </w:t>
+      </w:r>
+      <w:r>
+        <w:rPr>
+          <w:rFonts w:hint="eastAsia"/>
+        </w:rPr>
+        <w:t>本身只是框架，</w:t>
+      </w:r>
+      <w:r>
+        <w:rPr>
+          <w:rFonts w:hint="eastAsia"/>
+          <w:color w:val="EE0000"/>
+        </w:rPr>
+        <w:t>功能全靠</w:t>
+      </w:r>
+      <w:r>
+        <w:rPr>
+          <w:rFonts w:hint="eastAsia"/>
+          <w:color w:val="EE0000"/>
+        </w:rPr>
+        <w:t xml:space="preserve"> Target </w:t>
+      </w:r>
+      <w:r>
+        <w:rPr>
+          <w:rFonts w:hint="eastAsia"/>
+          <w:color w:val="EE0000"/>
+        </w:rPr>
+        <w:t>模块扩展</w:t>
+      </w:r>
+      <w:r>
+        <w:rPr>
+          <w:rFonts w:hint="eastAsia"/>
+        </w:rPr>
+        <w:t>：</w:t>
+      </w:r>
+    </w:p>
+    <w:p>
+      <w:pPr>
+        <w:ind w:firstLine="420"/>
+        <w:rPr>
+          <w:rFonts w:hint="eastAsia"/>
+        </w:rPr>
+      </w:pPr>
+      <w:r>
+        <w:rPr>
+          <w:rFonts w:hint="eastAsia"/>
+        </w:rPr>
+        <w:t>- linear</w:t>
+      </w:r>
+      <w:r>
+        <w:rPr>
+          <w:rFonts w:hint="eastAsia"/>
+        </w:rPr>
+        <w:t>：线性映射（</w:t>
+      </w:r>
+      <w:r>
+        <w:rPr>
+          <w:rFonts w:hint="eastAsia"/>
+        </w:rPr>
+        <w:t xml:space="preserve">LVM </w:t>
+      </w:r>
+      <w:r>
+        <w:rPr>
+          <w:rFonts w:hint="eastAsia"/>
+        </w:rPr>
+        <w:t>底层基础）</w:t>
+      </w:r>
+    </w:p>
+    <w:p>
+      <w:pPr>
+        <w:ind w:firstLine="420"/>
+        <w:rPr>
+          <w:rFonts w:hint="eastAsia"/>
+        </w:rPr>
+      </w:pPr>
+      <w:r>
+        <w:rPr>
+          <w:rFonts w:hint="eastAsia"/>
+        </w:rPr>
+        <w:t>- striped</w:t>
+      </w:r>
+      <w:r>
+        <w:rPr>
+          <w:rFonts w:hint="eastAsia"/>
+        </w:rPr>
+        <w:t>：条带</w:t>
+      </w:r>
+      <w:r>
+        <w:rPr>
+          <w:rFonts w:hint="eastAsia"/>
+        </w:rPr>
+        <w:t xml:space="preserve"> RAID </w:t>
+      </w:r>
+      <w:r>
+        <w:rPr>
+          <w:rFonts w:hint="eastAsia"/>
+        </w:rPr>
+        <w:t>映射</w:t>
+      </w:r>
+    </w:p>
+    <w:p>
+      <w:pPr>
+        <w:ind w:firstLine="420"/>
+        <w:rPr>
+          <w:rFonts w:hint="eastAsia"/>
+        </w:rPr>
+      </w:pPr>
+      <w:r>
+        <w:rPr>
+          <w:rFonts w:hint="eastAsia"/>
+        </w:rPr>
+        <w:t>- crypt</w:t>
+      </w:r>
+      <w:r>
+        <w:rPr>
+          <w:rFonts w:hint="eastAsia"/>
+        </w:rPr>
+        <w:t>：磁盘加密</w:t>
+      </w:r>
+      <w:r>
+        <w:rPr>
+          <w:rFonts w:hint="eastAsia"/>
+        </w:rPr>
+        <w:t xml:space="preserve"> LUKS</w:t>
+      </w:r>
+    </w:p>
+    <w:p>
+      <w:pPr>
+        <w:ind w:firstLine="420"/>
+        <w:rPr>
+          <w:rFonts w:hint="eastAsia"/>
+        </w:rPr>
+      </w:pPr>
+      <w:r>
+        <w:rPr>
+          <w:rFonts w:hint="eastAsia"/>
+        </w:rPr>
+        <w:t>- snapshot</w:t>
+      </w:r>
+      <w:r>
+        <w:rPr>
+          <w:rFonts w:hint="eastAsia"/>
+        </w:rPr>
+        <w:t>：磁盘快照</w:t>
+      </w:r>
+    </w:p>
+    <w:p>
+      <w:pPr>
+        <w:ind w:firstLine="420"/>
+        <w:rPr>
+          <w:rFonts w:hint="eastAsia"/>
+        </w:rPr>
+      </w:pPr>
+      <w:r>
+        <w:rPr>
+          <w:rFonts w:hint="eastAsia"/>
+        </w:rPr>
+        <w:t>- thin</w:t>
+      </w:r>
+      <w:r>
+        <w:rPr>
+          <w:rFonts w:hint="eastAsia"/>
+        </w:rPr>
+        <w:t>：精简置备</w:t>
+      </w:r>
+    </w:p>
+    <w:p>
+      <w:pPr>
+        <w:ind w:firstLine="420"/>
+      </w:pPr>
+      <w:r>
+        <w:rPr>
+          <w:rFonts w:hint="eastAsia"/>
+        </w:rPr>
+        <w:t>新增存储功能</w:t>
+      </w:r>
+      <w:r>
+        <w:rPr>
+          <w:rFonts w:hint="eastAsia"/>
+        </w:rPr>
+        <w:t xml:space="preserve"> = </w:t>
+      </w:r>
+      <w:r>
+        <w:rPr>
+          <w:rFonts w:hint="eastAsia"/>
+        </w:rPr>
+        <w:t>新增一个</w:t>
+      </w:r>
+      <w:r>
+        <w:rPr>
+          <w:rFonts w:hint="eastAsia"/>
+        </w:rPr>
+        <w:t xml:space="preserve"> Target</w:t>
+      </w:r>
+      <w:r>
+        <w:rPr>
+          <w:rFonts w:hint="eastAsia"/>
+        </w:rPr>
+        <w:t>，不改内核主体代码。</w:t>
+      </w:r>
+    </w:p>
+    <w:p>
+      <w:pPr>
+        <w:pStyle w:val="2"/>
+        <w:rPr>
+          <w:rFonts w:hint="eastAsia"/>
+        </w:rPr>
+      </w:pPr>
+      <w:r>
+        <w:rPr>
+          <w:rFonts w:hint="eastAsia"/>
+        </w:rPr>
+        <w:lastRenderedPageBreak/>
+        <w:t>可叠加嵌套原理（最重要设计）</w:t>
+      </w:r>
+    </w:p>
+    <w:p>
+      <w:pPr>
+        <w:ind w:firstLine="420"/>
+        <w:rPr>
+          <w:rFonts w:hint="eastAsia"/>
+        </w:rPr>
+      </w:pPr>
+      <w:r>
+        <w:rPr>
+          <w:rFonts w:hint="eastAsia"/>
+        </w:rPr>
+        <w:t xml:space="preserve">DM </w:t>
+      </w:r>
+      <w:r>
+        <w:rPr>
+          <w:rFonts w:hint="eastAsia"/>
+        </w:rPr>
+        <w:t>支持多层嵌套：</w:t>
+      </w:r>
+    </w:p>
+    <w:p>
+      <w:pPr>
+        <w:ind w:firstLine="420"/>
+        <w:rPr>
+          <w:rFonts w:hint="eastAsia"/>
+        </w:rPr>
+      </w:pPr>
+      <w:r>
+        <w:rPr>
+          <w:rFonts w:hint="eastAsia"/>
+        </w:rPr>
+        <w:t>虚拟设备可以再次作为底层设备，被另一个</w:t>
+      </w:r>
+      <w:r>
+        <w:rPr>
+          <w:rFonts w:hint="eastAsia"/>
+        </w:rPr>
+        <w:t xml:space="preserve"> DM </w:t>
+      </w:r>
+      <w:r>
+        <w:rPr>
+          <w:rFonts w:hint="eastAsia"/>
+        </w:rPr>
+        <w:t>映射</w:t>
+      </w:r>
+    </w:p>
+    <w:p>
+      <w:pPr>
+        <w:ind w:firstLine="420"/>
+        <w:rPr>
+          <w:rFonts w:hint="eastAsia"/>
+        </w:rPr>
+      </w:pPr>
+      <w:r>
+        <w:rPr>
+          <w:rFonts w:hint="eastAsia"/>
+        </w:rPr>
+        <w:t>例：</w:t>
+      </w:r>
+    </w:p>
+    <w:p>
+      <w:pPr>
+        <w:ind w:firstLine="420"/>
+        <w:rPr>
+          <w:rFonts w:hint="eastAsia"/>
+        </w:rPr>
+      </w:pPr>
+      <w:r>
+        <w:rPr>
+          <w:rFonts w:hint="eastAsia"/>
+        </w:rPr>
+        <w:t>硬盘</w:t>
+      </w:r>
+      <w:r>
+        <w:rPr>
+          <w:rFonts w:hint="eastAsia"/>
+        </w:rPr>
+        <w:t xml:space="preserve"> </w:t>
+      </w:r>
+      <w:r>
+        <w:rPr>
+          <w:rFonts w:hint="eastAsia"/>
+        </w:rPr>
+        <w:t>→</w:t>
+      </w:r>
+      <w:r>
+        <w:rPr>
+          <w:rFonts w:hint="eastAsia"/>
+        </w:rPr>
+        <w:t xml:space="preserve"> LVM </w:t>
+      </w:r>
+      <w:r>
+        <w:rPr>
+          <w:rFonts w:hint="eastAsia"/>
+        </w:rPr>
+        <w:t>→</w:t>
+      </w:r>
+      <w:r>
+        <w:rPr>
+          <w:rFonts w:hint="eastAsia"/>
+        </w:rPr>
+        <w:t xml:space="preserve"> </w:t>
+      </w:r>
+      <w:r>
+        <w:rPr>
+          <w:rFonts w:hint="eastAsia"/>
+        </w:rPr>
+        <w:t>加密</w:t>
+      </w:r>
+    </w:p>
+    <w:p>
+      <w:pPr>
+        <w:ind w:firstLine="420"/>
+        <w:rPr>
+          <w:rFonts w:hint="eastAsia"/>
+        </w:rPr>
+      </w:pPr>
+      <w:r>
+        <w:rPr>
+          <w:rFonts w:hint="eastAsia"/>
+        </w:rPr>
+        <w:t>就是两层</w:t>
+      </w:r>
+      <w:r>
+        <w:rPr>
+          <w:rFonts w:hint="eastAsia"/>
+        </w:rPr>
+        <w:t xml:space="preserve"> DM </w:t>
+      </w:r>
+      <w:r>
+        <w:rPr>
+          <w:rFonts w:hint="eastAsia"/>
+        </w:rPr>
+        <w:t>叠加，内核原生支持。</w:t>
+      </w:r>
+    </w:p>
+    <w:p>
+      <w:pPr>
+        <w:pStyle w:val="1"/>
+      </w:pPr>
+      <w:r>
+        <w:rPr>
+          <w:rFonts w:hint="eastAsia"/>
+        </w:rPr>
+        <w:t>优化</w:t>
+      </w:r>
+    </w:p>
+    <w:p>
+      <w:pPr>
+        <w:pStyle w:val="2"/>
+        <w:rPr>
+          <w:rFonts w:hint="eastAsia"/>
+        </w:rPr>
+      </w:pPr>
+      <w:r>
+        <w:rPr>
+          <w:rFonts w:hint="eastAsia"/>
+        </w:rPr>
+        <w:t>减少</w:t>
+      </w:r>
+      <w:r>
+        <w:rPr>
+          <w:rFonts w:hint="eastAsia"/>
+        </w:rPr>
+        <w:t>DM</w:t>
+      </w:r>
+      <w:r>
+        <w:rPr>
+          <w:rFonts w:hint="eastAsia"/>
+        </w:rPr>
+        <w:t>多层嵌套开销</w:t>
+      </w:r>
+    </w:p>
+    <w:p>
+      <w:pPr>
+        <w:ind w:firstLine="420"/>
+        <w:rPr>
+          <w:rFonts w:hint="eastAsia"/>
+        </w:rPr>
+      </w:pPr>
+      <w:r>
+        <w:rPr>
+          <w:rFonts w:hint="eastAsia"/>
+        </w:rPr>
+        <w:t>DM</w:t>
+      </w:r>
+      <w:r>
+        <w:rPr>
+          <w:rFonts w:hint="eastAsia"/>
+        </w:rPr>
+        <w:t>每一层映射都会带来极轻微</w:t>
+      </w:r>
+      <w:r>
+        <w:rPr>
+          <w:rFonts w:hint="eastAsia"/>
+        </w:rPr>
+        <w:t>IO</w:t>
+      </w:r>
+      <w:r>
+        <w:rPr>
+          <w:rFonts w:hint="eastAsia"/>
+        </w:rPr>
+        <w:t>转发开销，</w:t>
+      </w:r>
+      <w:r>
+        <w:rPr>
+          <w:rFonts w:hint="eastAsia"/>
+          <w:color w:val="EE0000"/>
+        </w:rPr>
+        <w:t>尽量避免过多层</w:t>
+      </w:r>
+      <w:proofErr w:type="spellStart"/>
+      <w:r>
+        <w:rPr>
+          <w:rFonts w:hint="eastAsia"/>
+          <w:color w:val="EE0000"/>
+        </w:rPr>
+        <w:t>DeviceMapper</w:t>
+      </w:r>
+      <w:proofErr w:type="spellEnd"/>
+      <w:r>
+        <w:rPr>
+          <w:rFonts w:hint="eastAsia"/>
+          <w:color w:val="EE0000"/>
+        </w:rPr>
+        <w:t>嵌套</w:t>
+      </w:r>
+    </w:p>
+    <w:p>
+      <w:pPr>
+        <w:ind w:firstLine="420"/>
+        <w:rPr>
+          <w:rFonts w:hint="eastAsia"/>
+        </w:rPr>
+      </w:pPr>
+      <w:r>
+        <w:rPr>
+          <w:rFonts w:hint="eastAsia"/>
+        </w:rPr>
+        <w:t>例：</w:t>
+      </w:r>
+      <w:r>
+        <w:rPr>
+          <w:rFonts w:hint="eastAsia"/>
+        </w:rPr>
+        <w:t>LVM</w:t>
+      </w:r>
+      <w:r>
+        <w:rPr>
+          <w:rFonts w:hint="eastAsia"/>
+        </w:rPr>
+        <w:t>上再加加密、再加快照，层数越多延迟微增。</w:t>
+      </w:r>
+    </w:p>
+    <w:p>
+      <w:pPr>
+        <w:pStyle w:val="2"/>
+        <w:rPr>
+          <w:rFonts w:hint="eastAsia"/>
+        </w:rPr>
+      </w:pPr>
+      <w:r>
+        <w:rPr>
+          <w:rFonts w:hint="eastAsia"/>
+        </w:rPr>
+        <w:t>块大小对齐优化（重中之重）</w:t>
+      </w:r>
+    </w:p>
+    <w:p>
+      <w:pPr>
+        <w:ind w:firstLine="420"/>
+        <w:rPr>
+          <w:rFonts w:hint="eastAsia"/>
+        </w:rPr>
+      </w:pPr>
+      <w:r>
+        <w:rPr>
+          <w:rFonts w:hint="eastAsia"/>
+        </w:rPr>
+        <w:t>DM</w:t>
+      </w:r>
+      <w:r>
+        <w:rPr>
+          <w:rFonts w:hint="eastAsia"/>
+        </w:rPr>
+        <w:t>的映射块大小、</w:t>
+      </w:r>
+      <w:r>
+        <w:rPr>
+          <w:rFonts w:hint="eastAsia"/>
+        </w:rPr>
+        <w:t>LVM</w:t>
+      </w:r>
+      <w:r>
+        <w:rPr>
+          <w:rFonts w:hint="eastAsia"/>
+        </w:rPr>
+        <w:t>的</w:t>
+      </w:r>
+      <w:r>
+        <w:rPr>
+          <w:rFonts w:hint="eastAsia"/>
+        </w:rPr>
+        <w:t>PE</w:t>
+      </w:r>
+      <w:r>
+        <w:rPr>
+          <w:rFonts w:hint="eastAsia"/>
+        </w:rPr>
+        <w:t>大小，必须与：</w:t>
+      </w:r>
+    </w:p>
+    <w:p>
+      <w:pPr>
+        <w:ind w:firstLine="420"/>
+        <w:rPr>
+          <w:rFonts w:hint="eastAsia"/>
+        </w:rPr>
+      </w:pPr>
+      <w:r>
+        <w:rPr>
+          <w:rFonts w:hint="eastAsia"/>
+        </w:rPr>
+        <w:t xml:space="preserve">- </w:t>
+      </w:r>
+      <w:r>
+        <w:rPr>
+          <w:rFonts w:hint="eastAsia"/>
+        </w:rPr>
+        <w:t>硬盘</w:t>
+      </w:r>
+      <w:r>
+        <w:rPr>
+          <w:rFonts w:hint="eastAsia"/>
+        </w:rPr>
+        <w:t>4K</w:t>
+      </w:r>
+      <w:r>
+        <w:rPr>
+          <w:rFonts w:hint="eastAsia"/>
+        </w:rPr>
+        <w:t>物理扇区对齐</w:t>
+      </w:r>
+    </w:p>
+    <w:p>
+      <w:pPr>
+        <w:ind w:firstLine="420"/>
+        <w:rPr>
+          <w:rFonts w:hint="eastAsia"/>
+        </w:rPr>
+      </w:pPr>
+      <w:r>
+        <w:rPr>
+          <w:rFonts w:hint="eastAsia"/>
+        </w:rPr>
+        <w:t>- SSD</w:t>
+      </w:r>
+      <w:proofErr w:type="gramStart"/>
+      <w:r>
+        <w:rPr>
+          <w:rFonts w:hint="eastAsia"/>
+        </w:rPr>
+        <w:t>闪存块大小</w:t>
+      </w:r>
+      <w:proofErr w:type="gramEnd"/>
+      <w:r>
+        <w:rPr>
+          <w:rFonts w:hint="eastAsia"/>
+        </w:rPr>
+        <w:t>对齐</w:t>
+      </w:r>
+    </w:p>
+    <w:p>
+      <w:pPr>
+        <w:ind w:firstLine="420"/>
+      </w:pPr>
+      <w:proofErr w:type="gramStart"/>
+      <w:r>
+        <w:rPr>
+          <w:rFonts w:hint="eastAsia"/>
+        </w:rPr>
+        <w:t>不</w:t>
+      </w:r>
+      <w:proofErr w:type="gramEnd"/>
+      <w:r>
+        <w:rPr>
+          <w:rFonts w:hint="eastAsia"/>
+        </w:rPr>
+        <w:t>对齐会产生</w:t>
+      </w:r>
+      <w:r>
+        <w:rPr>
+          <w:rFonts w:hint="eastAsia"/>
+          <w:color w:val="EE0000"/>
+        </w:rPr>
+        <w:t>读改写放大（</w:t>
+      </w:r>
+      <w:r>
+        <w:rPr>
+          <w:rFonts w:hint="eastAsia"/>
+          <w:color w:val="EE0000"/>
+        </w:rPr>
+        <w:t>RMW</w:t>
+      </w:r>
+      <w:r>
+        <w:rPr>
+          <w:rFonts w:hint="eastAsia"/>
+          <w:color w:val="EE0000"/>
+        </w:rPr>
+        <w:t>）</w:t>
+      </w:r>
+      <w:r>
+        <w:rPr>
+          <w:rFonts w:hint="eastAsia"/>
+        </w:rPr>
+        <w:t>，性能严重下降。</w:t>
+      </w:r>
+    </w:p>
+    <w:p>
+      <w:pPr>
+        <w:pStyle w:val="2"/>
+        <w:rPr>
+          <w:rFonts w:hint="eastAsia"/>
+        </w:rPr>
+      </w:pPr>
+      <w:r>
+        <w:rPr>
+          <w:rFonts w:hint="eastAsia"/>
+        </w:rPr>
+        <w:t>IO</w:t>
+      </w:r>
+      <w:r>
+        <w:rPr>
+          <w:rFonts w:hint="eastAsia"/>
+        </w:rPr>
+        <w:t>队列与</w:t>
+      </w:r>
+      <w:r>
+        <w:rPr>
+          <w:rFonts w:hint="eastAsia"/>
+        </w:rPr>
+        <w:t>blk-</w:t>
+      </w:r>
+      <w:proofErr w:type="spellStart"/>
+      <w:r>
+        <w:rPr>
+          <w:rFonts w:hint="eastAsia"/>
+        </w:rPr>
+        <w:t>mq</w:t>
+      </w:r>
+      <w:proofErr w:type="spellEnd"/>
+      <w:r>
+        <w:rPr>
+          <w:rFonts w:hint="eastAsia"/>
+        </w:rPr>
+        <w:t>适配优化</w:t>
+      </w:r>
+    </w:p>
+    <w:p>
+      <w:pPr>
+        <w:ind w:firstLine="420"/>
+      </w:pPr>
+      <w:r>
+        <w:rPr>
+          <w:rFonts w:hint="eastAsia"/>
+        </w:rPr>
+        <w:t>现代内核</w:t>
+      </w:r>
+      <w:r>
+        <w:rPr>
+          <w:rFonts w:hint="eastAsia"/>
+        </w:rPr>
+        <w:t>blk-</w:t>
+      </w:r>
+      <w:proofErr w:type="spellStart"/>
+      <w:r>
+        <w:rPr>
+          <w:rFonts w:hint="eastAsia"/>
+        </w:rPr>
+        <w:t>mq</w:t>
+      </w:r>
+      <w:proofErr w:type="spellEnd"/>
+      <w:r>
+        <w:rPr>
+          <w:rFonts w:hint="eastAsia"/>
+        </w:rPr>
+        <w:t>多队列框架原生适配</w:t>
+      </w:r>
+      <w:r>
+        <w:rPr>
+          <w:rFonts w:hint="eastAsia"/>
+        </w:rPr>
+        <w:t>DM</w:t>
+      </w:r>
+      <w:r>
+        <w:rPr>
+          <w:rFonts w:hint="eastAsia"/>
+        </w:rPr>
+        <w:t>，合理配置映射设备队列深度，匹配底层硬盘队列深度，避免队列瓶颈。</w:t>
+      </w:r>
+    </w:p>
+    <w:p>
+      <w:pPr>
+        <w:pStyle w:val="2"/>
+        <w:rPr>
+          <w:rFonts w:hint="eastAsia"/>
+        </w:rPr>
+      </w:pPr>
+      <w:r>
+        <w:rPr>
+          <w:rFonts w:hint="eastAsia"/>
+        </w:rPr>
+        <w:t>LVM</w:t>
+      </w:r>
+      <w:r>
+        <w:rPr>
+          <w:rFonts w:hint="eastAsia"/>
+        </w:rPr>
+        <w:t>底层</w:t>
+      </w:r>
+      <w:r>
+        <w:rPr>
+          <w:rFonts w:hint="eastAsia"/>
+        </w:rPr>
+        <w:t>linear target</w:t>
+      </w:r>
+      <w:r>
+        <w:rPr>
+          <w:rFonts w:hint="eastAsia"/>
+        </w:rPr>
+        <w:t>优化</w:t>
+      </w:r>
+    </w:p>
+    <w:p>
+      <w:pPr>
+        <w:ind w:firstLine="420"/>
+        <w:rPr>
+          <w:rFonts w:hint="eastAsia"/>
+        </w:rPr>
+      </w:pPr>
+      <w:r>
+        <w:rPr>
+          <w:rFonts w:hint="eastAsia"/>
+        </w:rPr>
+        <w:t>LVM</w:t>
+      </w:r>
+      <w:r>
+        <w:rPr>
+          <w:rFonts w:hint="eastAsia"/>
+        </w:rPr>
+        <w:t>完全基于</w:t>
+      </w:r>
+      <w:r>
+        <w:rPr>
+          <w:rFonts w:hint="eastAsia"/>
+        </w:rPr>
+        <w:t>DM</w:t>
+      </w:r>
+      <w:r>
+        <w:rPr>
+          <w:rFonts w:hint="eastAsia"/>
+        </w:rPr>
+        <w:t>的</w:t>
+      </w:r>
+      <w:r>
+        <w:rPr>
+          <w:rFonts w:hint="eastAsia"/>
+        </w:rPr>
+        <w:t>linear</w:t>
+      </w:r>
+      <w:r>
+        <w:rPr>
+          <w:rFonts w:hint="eastAsia"/>
+        </w:rPr>
+        <w:t>线性映射：</w:t>
+      </w:r>
+    </w:p>
+    <w:p>
+      <w:pPr>
+        <w:ind w:firstLine="420"/>
+        <w:rPr>
+          <w:rFonts w:hint="eastAsia"/>
+        </w:rPr>
+      </w:pPr>
+      <w:r>
+        <w:rPr>
+          <w:rFonts w:hint="eastAsia"/>
+        </w:rPr>
+        <w:t xml:space="preserve">- </w:t>
+      </w:r>
+      <w:r>
+        <w:rPr>
+          <w:rFonts w:hint="eastAsia"/>
+        </w:rPr>
+        <w:t>合理规划</w:t>
+      </w:r>
+      <w:r>
+        <w:rPr>
+          <w:rFonts w:hint="eastAsia"/>
+        </w:rPr>
+        <w:t>PE</w:t>
+      </w:r>
+      <w:r>
+        <w:rPr>
+          <w:rFonts w:hint="eastAsia"/>
+        </w:rPr>
+        <w:t>大小</w:t>
+      </w:r>
+    </w:p>
+    <w:p>
+      <w:pPr>
+        <w:ind w:firstLine="420"/>
+        <w:rPr>
+          <w:rFonts w:hint="eastAsia"/>
+        </w:rPr>
+      </w:pPr>
+      <w:r>
+        <w:rPr>
+          <w:rFonts w:hint="eastAsia"/>
+        </w:rPr>
+        <w:t xml:space="preserve">- </w:t>
+      </w:r>
+      <w:r>
+        <w:rPr>
+          <w:rFonts w:hint="eastAsia"/>
+        </w:rPr>
+        <w:t>避免碎片化映射</w:t>
+      </w:r>
+    </w:p>
+    <w:p>
+      <w:pPr>
+        <w:ind w:firstLine="420"/>
+        <w:rPr>
+          <w:rFonts w:hint="eastAsia"/>
+        </w:rPr>
+      </w:pPr>
+      <w:r>
+        <w:rPr>
+          <w:rFonts w:hint="eastAsia"/>
+        </w:rPr>
+        <w:t xml:space="preserve">- </w:t>
+      </w:r>
+      <w:r>
+        <w:rPr>
+          <w:rFonts w:hint="eastAsia"/>
+        </w:rPr>
+        <w:t>连续块映射越多，</w:t>
+      </w:r>
+      <w:r>
+        <w:rPr>
+          <w:rFonts w:hint="eastAsia"/>
+        </w:rPr>
+        <w:t>IO</w:t>
+      </w:r>
+      <w:r>
+        <w:rPr>
+          <w:rFonts w:hint="eastAsia"/>
+        </w:rPr>
+        <w:t>越连续，性能越好</w:t>
+      </w:r>
+    </w:p>
+    <w:p>
+      <w:pPr>
+        <w:pStyle w:val="2"/>
+        <w:rPr>
+          <w:rFonts w:hint="eastAsia"/>
+        </w:rPr>
+      </w:pPr>
+      <w:r>
+        <w:rPr>
+          <w:rFonts w:hint="eastAsia"/>
+        </w:rPr>
+        <w:t>避免无用</w:t>
+      </w:r>
+      <w:r>
+        <w:rPr>
+          <w:rFonts w:hint="eastAsia"/>
+        </w:rPr>
+        <w:t>DM</w:t>
+      </w:r>
+      <w:r>
+        <w:rPr>
+          <w:rFonts w:hint="eastAsia"/>
+        </w:rPr>
+        <w:t>插件加载</w:t>
+      </w:r>
+    </w:p>
+    <w:p>
+      <w:pPr>
+        <w:ind w:firstLine="420"/>
+        <w:rPr>
+          <w:rFonts w:hint="eastAsia"/>
+        </w:rPr>
+      </w:pPr>
+      <w:r>
+        <w:rPr>
+          <w:rFonts w:hint="eastAsia"/>
+        </w:rPr>
+        <w:t>内核默认加载大量无用</w:t>
+      </w:r>
+      <w:r>
+        <w:rPr>
+          <w:rFonts w:hint="eastAsia"/>
+        </w:rPr>
+        <w:t>Target</w:t>
+      </w:r>
+      <w:r>
+        <w:rPr>
+          <w:rFonts w:hint="eastAsia"/>
+        </w:rPr>
+        <w:t>，精简模块，减少内核内存占用。</w:t>
+      </w:r>
+    </w:p>
+    <w:p>
+      <w:pPr>
+        <w:pStyle w:val="2"/>
+        <w:rPr>
+          <w:rFonts w:hint="eastAsia"/>
+        </w:rPr>
+      </w:pPr>
+      <w:r>
+        <w:rPr>
+          <w:rFonts w:hint="eastAsia"/>
+        </w:rPr>
+        <w:t>快照（</w:t>
+      </w:r>
+      <w:r>
+        <w:rPr>
+          <w:rFonts w:hint="eastAsia"/>
+        </w:rPr>
+        <w:t>snapshot</w:t>
+      </w:r>
+      <w:r>
+        <w:rPr>
+          <w:rFonts w:hint="eastAsia"/>
+        </w:rPr>
+        <w:t>）性能优化</w:t>
+      </w:r>
+    </w:p>
+    <w:p>
+      <w:pPr>
+        <w:ind w:firstLine="420"/>
+        <w:rPr>
+          <w:rFonts w:hint="eastAsia"/>
+        </w:rPr>
+      </w:pPr>
+      <w:r>
+        <w:rPr>
+          <w:rFonts w:hint="eastAsia"/>
+        </w:rPr>
+        <w:t>DM</w:t>
+      </w:r>
+      <w:r>
+        <w:rPr>
+          <w:rFonts w:hint="eastAsia"/>
+        </w:rPr>
+        <w:t>快照采用</w:t>
+      </w:r>
+      <w:r>
+        <w:rPr>
+          <w:rFonts w:hint="eastAsia"/>
+          <w:color w:val="EE0000"/>
+        </w:rPr>
+        <w:t>写时复制</w:t>
+      </w:r>
+      <w:proofErr w:type="spellStart"/>
+      <w:r>
+        <w:rPr>
+          <w:rFonts w:hint="eastAsia"/>
+          <w:color w:val="EE0000"/>
+        </w:rPr>
+        <w:t>CoW</w:t>
+      </w:r>
+      <w:proofErr w:type="spellEnd"/>
+      <w:r>
+        <w:rPr>
+          <w:rFonts w:hint="eastAsia"/>
+        </w:rPr>
+        <w:t>，会带来写放大：</w:t>
+      </w:r>
+    </w:p>
+    <w:p>
+      <w:pPr>
+        <w:ind w:firstLine="420"/>
+        <w:rPr>
+          <w:rFonts w:hint="eastAsia"/>
+        </w:rPr>
+      </w:pPr>
+      <w:r>
+        <w:rPr>
+          <w:rFonts w:hint="eastAsia"/>
+        </w:rPr>
+        <w:t xml:space="preserve">- </w:t>
+      </w:r>
+      <w:r>
+        <w:rPr>
+          <w:rFonts w:hint="eastAsia"/>
+        </w:rPr>
+        <w:t>控制快照数量，不要过多</w:t>
+      </w:r>
+    </w:p>
+    <w:p>
+      <w:pPr>
+        <w:ind w:firstLine="420"/>
+        <w:rPr>
+          <w:rFonts w:hint="eastAsia"/>
+        </w:rPr>
+      </w:pPr>
+      <w:r>
+        <w:rPr>
+          <w:rFonts w:hint="eastAsia"/>
+        </w:rPr>
+        <w:lastRenderedPageBreak/>
+        <w:t xml:space="preserve">- </w:t>
+      </w:r>
+      <w:r>
+        <w:rPr>
+          <w:rFonts w:hint="eastAsia"/>
+        </w:rPr>
+        <w:t>及时删除无用旧快照</w:t>
+      </w:r>
+    </w:p>
+    <w:p>
+      <w:pPr>
+        <w:ind w:firstLine="420"/>
+        <w:rPr>
+          <w:rFonts w:hint="eastAsia"/>
+        </w:rPr>
+      </w:pPr>
+      <w:r>
+        <w:rPr>
+          <w:rFonts w:hint="eastAsia"/>
+        </w:rPr>
+        <w:t xml:space="preserve">- </w:t>
+      </w:r>
+      <w:r>
+        <w:rPr>
+          <w:rFonts w:hint="eastAsia"/>
+        </w:rPr>
+        <w:t>避免快照长期占用导致</w:t>
+      </w:r>
+      <w:r>
+        <w:rPr>
+          <w:rFonts w:hint="eastAsia"/>
+        </w:rPr>
+        <w:t xml:space="preserve"> IO </w:t>
+      </w:r>
+      <w:r>
+        <w:rPr>
+          <w:rFonts w:hint="eastAsia"/>
+        </w:rPr>
+        <w:t>性能衰退</w:t>
+      </w:r>
+    </w:p>
+    <w:p>
+      <w:pPr>
+        <w:pStyle w:val="2"/>
+        <w:rPr>
+          <w:rFonts w:hint="eastAsia"/>
+        </w:rPr>
+      </w:pPr>
+      <w:r>
+        <w:rPr>
+          <w:rFonts w:hint="eastAsia"/>
+        </w:rPr>
+        <w:t>精简置备</w:t>
+      </w:r>
+      <w:r>
+        <w:rPr>
+          <w:rFonts w:hint="eastAsia"/>
+        </w:rPr>
+        <w:t>thin</w:t>
+      </w:r>
+      <w:r>
+        <w:rPr>
+          <w:rFonts w:hint="eastAsia"/>
+        </w:rPr>
+        <w:t>优化</w:t>
+      </w:r>
+    </w:p>
+    <w:p>
+      <w:pPr>
+        <w:ind w:firstLine="420"/>
+        <w:rPr>
+          <w:rFonts w:hint="eastAsia"/>
+        </w:rPr>
+      </w:pPr>
+      <w:r>
+        <w:rPr>
+          <w:rFonts w:hint="eastAsia"/>
+        </w:rPr>
+        <w:t>合理配置</w:t>
+      </w:r>
+      <w:r>
+        <w:rPr>
+          <w:rFonts w:hint="eastAsia"/>
+        </w:rPr>
+        <w:t>thin pool</w:t>
+      </w:r>
+      <w:r>
+        <w:rPr>
+          <w:rFonts w:hint="eastAsia"/>
+        </w:rPr>
+        <w:t>元数据空间，预防元数据耗尽导致</w:t>
+      </w:r>
+      <w:r>
+        <w:rPr>
+          <w:rFonts w:hint="eastAsia"/>
+        </w:rPr>
+        <w:t>IO</w:t>
+      </w:r>
+      <w:r>
+        <w:rPr>
+          <w:rFonts w:hint="eastAsia"/>
+        </w:rPr>
+        <w:t>阻塞。</w:t>
+      </w:r>
+    </w:p>
+    <w:p>
+      <w:pPr>
+        <w:pStyle w:val="2"/>
+        <w:rPr>
+          <w:rFonts w:hint="eastAsia"/>
+        </w:rPr>
+      </w:pPr>
+      <w:r>
+        <w:rPr>
+          <w:rFonts w:hint="eastAsia"/>
+        </w:rPr>
+        <w:t>加密</w:t>
+      </w:r>
+      <w:r>
+        <w:rPr>
+          <w:rFonts w:hint="eastAsia"/>
+        </w:rPr>
+        <w:t>dm-crypt</w:t>
+      </w:r>
+      <w:r>
+        <w:rPr>
+          <w:rFonts w:hint="eastAsia"/>
+        </w:rPr>
+        <w:t>性能优化</w:t>
+      </w:r>
+    </w:p>
+    <w:p>
+      <w:pPr>
+        <w:ind w:firstLine="420"/>
+        <w:rPr>
+          <w:rFonts w:hint="eastAsia"/>
+        </w:rPr>
+      </w:pPr>
+      <w:r>
+        <w:rPr>
+          <w:rFonts w:hint="eastAsia"/>
+        </w:rPr>
+        <w:t>AES-NI</w:t>
+      </w:r>
+      <w:r>
+        <w:rPr>
+          <w:rFonts w:hint="eastAsia"/>
+        </w:rPr>
+        <w:t>硬件加密指令开启，降低加密转发</w:t>
+      </w:r>
+      <w:r>
+        <w:rPr>
+          <w:rFonts w:hint="eastAsia"/>
+        </w:rPr>
+        <w:t>CPU</w:t>
+      </w:r>
+      <w:r>
+        <w:rPr>
+          <w:rFonts w:hint="eastAsia"/>
+        </w:rPr>
+        <w:t>开销。</w:t>
+      </w:r>
+    </w:p>
+    <w:p>
+      <w:pPr>
+        <w:pStyle w:val="1"/>
+        <w:rPr>
+          <w:rFonts w:hint="eastAsia"/>
+        </w:rPr>
+      </w:pPr>
+      <w:r>
+        <w:rPr>
+          <w:rFonts w:hint="eastAsia"/>
+        </w:rPr>
+        <w:t>应用</w:t>
+      </w:r>
+    </w:p>
     <w:sectPr>
       <w:pgSz w:w="11906" w:h="16838"/>
       <w:pgMar w:top="1440" w:right="1800" w:bottom="1440" w:left="1800" w:header="851" w:footer="992" w:gutter="0"/>
@@ -14,7 +4710,7 @@
 </file>
 
 <file path=word/numbering.xml><?xml version="1.0" encoding="utf-8"?>
-<w:numbering xmlns:wpc="http://schemas.microsoft.com/office/word/2010/wordprocessingCanvas" xmlns:cx="http://schemas.microsoft.com/office/drawing/2014/chartex" xmlns:cx1="http://schemas.microsoft.com/office/drawing/2015/9/8/chartex" xmlns:cx2="http://schemas.microsoft.com/office/drawing/2015/10/21/chartex" xmlns:cx3="http://schemas.microsoft.com/office/drawing/2016/5/9/chartex" xmlns:cx4="http://schemas.microsoft.com/office/drawing/2016/5/10/chartex" xmlns:cx5="http://schemas.microsoft.com/office/drawing/2016/5/11/chartex" xmlns:cx6="http://schemas.microsoft.com/office/drawing/2016/5/12/chartex" xmlns:cx7="http://schemas.microsoft.com/office/drawing/2016/5/13/chartex" xmlns:cx8="http://schemas.microsoft.com/office/drawing/2016/5/14/chartex" xmlns:mc="http://schemas.openxmlformats.org/markup-compatibility/2006" xmlns:aink="http://schemas.microsoft.com/office/drawing/2016/ink" xmlns:am3d="http://schemas.microsoft.com/office/drawing/2017/model3d" xmlns:o="urn:schemas-microsoft-com:office:office" xmlns:oel="http://schemas.microsoft.com/office/2019/extlst" xmlns:r="http://schemas.openxmlformats.org/officeDocument/2006/relationships" xmlns:m="http://schemas.openxmlformats.org/officeDocument/2006/math" xmlns:v="urn:schemas-microsoft-com:vml" xmlns:wp14="http://schemas.microsoft.com/office/word/2010/wordprocessingDrawing" xmlns:wp="http://schemas.openxmlformats.org/drawingml/2006/wordprocessingDrawing" xmlns:w10="urn:schemas-microsoft-com:office:word" xmlns:w="http://schemas.openxmlformats.org/wordprocessingml/2006/main" xmlns:w14="http://schemas.microsoft.com/office/word/2010/wordml" xmlns:w15="http://schemas.microsoft.com/office/word/2012/wordml" xmlns:w16cex="http://schemas.microsoft.com/office/word/2018/wordml/cex" xmlns:w16cid="http://schemas.microsoft.com/office/word/2016/wordml/cid" xmlns:w16="http://schemas.microsoft.com/office/word/2018/wordml" xmlns:w16du="http://schemas.microsoft.com/office/word/2023/wordml/word16du" xmlns:w16sdtdh="http://schemas.microsoft.com/office/word/2020/wordml/sdtdatahash" xmlns:w16se="http://schemas.microsoft.com/office/word/2015/wordml/symex" xmlns:wpg="http://schemas.microsoft.com/office/word/2010/wordprocessingGroup" xmlns:wpi="http://schemas.microsoft.com/office/word/2010/wordprocessingInk" xmlns:wne="http://schemas.microsoft.com/office/word/2006/wordml" xmlns:wps="http://schemas.microsoft.com/office/word/2010/wordprocessingShape" mc:Ignorable="w14 w15 w16se w16cid w16 w16cex w16sdtdh wp14">
+<w:numbering xmlns:wpc="http://schemas.microsoft.com/office/word/2010/wordprocessingCanvas" xmlns:cx="http://schemas.microsoft.com/office/drawing/2014/chartex" xmlns:cx1="http://schemas.microsoft.com/office/drawing/2015/9/8/chartex" xmlns:cx2="http://schemas.microsoft.com/office/drawing/2015/10/21/chartex" xmlns:cx3="http://schemas.microsoft.com/office/drawing/2016/5/9/chartex" xmlns:cx4="http://schemas.microsoft.com/office/drawing/2016/5/10/chartex" xmlns:cx5="http://schemas.microsoft.com/office/drawing/2016/5/11/chartex" xmlns:cx6="http://schemas.microsoft.com/office/drawing/2016/5/12/chartex" xmlns:cx7="http://schemas.microsoft.com/office/drawing/2016/5/13/chartex" xmlns:cx8="http://schemas.microsoft.com/office/drawing/2016/5/14/chartex" xmlns:mc="http://schemas.openxmlformats.org/markup-compatibility/2006" xmlns:aink="http://schemas.microsoft.com/office/drawing/2016/ink" xmlns:am3d="http://schemas.microsoft.com/office/drawing/2017/model3d" xmlns:o="urn:schemas-microsoft-com:office:office" xmlns:oel="http://schemas.microsoft.com/office/2019/extlst" xmlns:r="http://schemas.openxmlformats.org/officeDocument/2006/relationships" xmlns:m="http://schemas.openxmlformats.org/officeDocument/2006/math" xmlns:v="urn:schemas-microsoft-com:vml" xmlns:wp14="http://schemas.microsoft.com/office/word/2010/wordprocessingDrawing" xmlns:wp="http://schemas.openxmlformats.org/drawingml/2006/wordprocessingDrawing" xmlns:w10="urn:schemas-microsoft-com:office:word" xmlns:w="http://schemas.openxmlformats.org/wordprocessingml/2006/main" xmlns:w14="http://schemas.microsoft.com/office/word/2010/wordml" xmlns:w15="http://schemas.microsoft.com/office/word/2012/wordml" xmlns:w16cex="http://schemas.microsoft.com/office/word/2018/wordml/cex" xmlns:w16cid="http://schemas.microsoft.com/office/word/2016/wordml/cid" xmlns:w16="http://schemas.microsoft.com/office/word/2018/wordml" xmlns:w16du="http://schemas.microsoft.com/office/word/2023/wordml/word16du" xmlns:w16sdtdh="http://schemas.microsoft.com/office/word/2020/wordml/sdtdatahash" xmlns:w16sdtfl="http://schemas.microsoft.com/office/word/2024/wordml/sdtformatlock" xmlns:w16se="http://schemas.microsoft.com/office/word/2015/wordml/symex" xmlns:wpg="http://schemas.microsoft.com/office/word/2010/wordprocessingGroup" xmlns:wpi="http://schemas.microsoft.com/office/word/2010/wordprocessingInk" xmlns:wne="http://schemas.microsoft.com/office/word/2006/wordml" xmlns:wps="http://schemas.microsoft.com/office/word/2010/wordprocessingShape" mc:Ignorable="w14 w15 w16se w16cid w16 w16cex w16sdtdh w16sdtfl w16du wp14">
   <w:abstractNum w:abstractNumId="0" w15:restartNumberingAfterBreak="0">
     <w:nsid w:val="8AB92AD2"/>
     <w:multiLevelType w:val="singleLevel"/>
@@ -156,7 +4852,7 @@
 </file>
 
 <file path=word/styles.xml><?xml version="1.0" encoding="utf-8"?>
-<w:styles xmlns:mc="http://schemas.openxmlformats.org/markup-compatibility/2006" xmlns:r="http://schemas.openxmlformats.org/officeDocument/2006/relationships" xmlns:w="http://schemas.openxmlformats.org/wordprocessingml/2006/main" xmlns:w14="http://schemas.microsoft.com/office/word/2010/wordml" xmlns:w15="http://schemas.microsoft.com/office/word/2012/wordml" xmlns:w16cex="http://schemas.microsoft.com/office/word/2018/wordml/cex" xmlns:w16cid="http://schemas.microsoft.com/office/word/2016/wordml/cid" xmlns:w16="http://schemas.microsoft.com/office/word/2018/wordml" xmlns:w16sdtdh="http://schemas.microsoft.com/office/word/2020/wordml/sdtdatahash" xmlns:w16se="http://schemas.microsoft.com/office/word/2015/wordml/symex" mc:Ignorable="w14 w15 w16se w16cid w16 w16cex w16sdtdh">
+<w:styles xmlns:mc="http://schemas.openxmlformats.org/markup-compatibility/2006" xmlns:r="http://schemas.openxmlformats.org/officeDocument/2006/relationships" xmlns:w="http://schemas.openxmlformats.org/wordprocessingml/2006/main" xmlns:w14="http://schemas.microsoft.com/office/word/2010/wordml" xmlns:w15="http://schemas.microsoft.com/office/word/2012/wordml" xmlns:w16cex="http://schemas.microsoft.com/office/word/2018/wordml/cex" xmlns:w16cid="http://schemas.microsoft.com/office/word/2016/wordml/cid" xmlns:w16="http://schemas.microsoft.com/office/word/2018/wordml" xmlns:w16du="http://schemas.microsoft.com/office/word/2023/wordml/word16du" xmlns:w16sdtdh="http://schemas.microsoft.com/office/word/2020/wordml/sdtdatahash" xmlns:w16sdtfl="http://schemas.microsoft.com/office/word/2024/wordml/sdtformatlock" xmlns:w16se="http://schemas.microsoft.com/office/word/2015/wordml/symex" mc:Ignorable="w14 w15 w16se w16cid w16 w16cex w16sdtdh w16sdtfl w16du">
   <w:docDefaults>
     <w:rPrDefault>
       <w:rPr>
@@ -562,13 +5258,13 @@
     <w:link w:val="10"/>
     <w:uiPriority w:val="9"/>
     <w:qFormat/>
+    <w:rsid w:val="00152A38"/>
     <w:pPr>
       <w:keepNext/>
       <w:keepLines/>
       <w:outlineLvl w:val="0"/>
     </w:pPr>
     <w:rPr>
-      <w:rFonts w:eastAsia="STFangsong"/>
       <w:b/>
       <w:bCs/>
       <w:kern w:val="44"/>
@@ -584,13 +5280,14 @@
     <w:uiPriority w:val="9"/>
     <w:unhideWhenUsed/>
     <w:qFormat/>
+    <w:rsid w:val="00152A38"/>
     <w:pPr>
       <w:keepNext/>
       <w:keepLines/>
       <w:outlineLvl w:val="1"/>
     </w:pPr>
     <w:rPr>
-      <w:rFonts w:eastAsia="STFangsong" w:cstheme="majorBidi"/>
+      <w:rFonts w:cstheme="majorBidi"/>
       <w:b/>
       <w:bCs/>
       <w:szCs w:val="32"/>
@@ -610,7 +5307,7 @@
       <w:outlineLvl w:val="2"/>
     </w:pPr>
     <w:rPr>
-      <w:rFonts w:eastAsia="STFangsong"/>
+      <w:rFonts w:eastAsia="华文仿宋"/>
       <w:b/>
       <w:bCs/>
       <w:szCs w:val="32"/>
@@ -729,8 +5426,9 @@
     <w:basedOn w:val="a0"/>
     <w:link w:val="1"/>
     <w:uiPriority w:val="9"/>
+    <w:rsid w:val="00152A38"/>
     <w:rPr>
-      <w:rFonts w:ascii="Times New Roman" w:eastAsia="STFangsong" w:hAnsi="Times New Roman"/>
+      <w:rFonts w:eastAsia="仿宋" w:cstheme="minorBidi"/>
       <w:b/>
       <w:bCs/>
       <w:kern w:val="44"/>
@@ -744,10 +5442,12 @@
     <w:link w:val="2"/>
     <w:uiPriority w:val="9"/>
     <w:qFormat/>
+    <w:rsid w:val="00152A38"/>
     <w:rPr>
-      <w:rFonts w:ascii="Times New Roman" w:eastAsia="STFangsong" w:hAnsi="Times New Roman" w:cstheme="majorBidi"/>
+      <w:rFonts w:eastAsia="仿宋" w:cstheme="majorBidi"/>
       <w:b/>
       <w:bCs/>
+      <w:kern w:val="2"/>
       <w:sz w:val="24"/>
       <w:szCs w:val="32"/>
     </w:rPr>
@@ -760,7 +5460,7 @@
     <w:semiHidden/>
     <w:qFormat/>
     <w:rPr>
-      <w:rFonts w:ascii="Times New Roman" w:eastAsia="STFangsong" w:hAnsi="Times New Roman"/>
+      <w:rFonts w:ascii="Times New Roman" w:eastAsia="华文仿宋" w:hAnsi="Times New Roman"/>
       <w:b/>
       <w:bCs/>
       <w:sz w:val="24"/>
